--- a/Taylor/.Net Angular Lead/Taylor Pentz.docx
+++ b/Taylor/.Net Angular Lead/Taylor Pentz.docx
@@ -8,9 +8,8 @@
         <w:spacing w:after="0" w:line="240" w:lineRule="auto"/>
         <w:jc w:val="center"/>
         <w:rPr>
-          <w:rFonts w:ascii="Times New Roman" w:eastAsia="Times New Roman" w:hAnsi="Times New Roman" w:cs="Times New Roman"/>
-          <w:sz w:val="24"/>
-          <w:szCs w:val="24"/>
+          <w:rFonts w:ascii="Times New Roman" w:hAnsi="Times New Roman" w:cs="Times New Roman"/>
+          <w:sz w:val="24"/>
         </w:rPr>
       </w:pPr>
       <w:r>
@@ -57,8 +56,6 @@
         </w:rPr>
         <w:t>Senior Software</w:t>
       </w:r>
-      <w:bookmarkStart w:id="0" w:name="_GoBack"/>
-      <w:bookmarkEnd w:id="0"/>
       <w:r>
         <w:rPr>
           <w:rFonts w:ascii="Arial Black" w:eastAsia="Times New Roman" w:hAnsi="Arial Black" w:cs="Times New Roman"/>
@@ -103,25 +100,30 @@
           <w:sz w:val="24"/>
           <w:szCs w:val="24"/>
         </w:rPr>
-        <w:t>igh Point, NC | +1 8042860439</w:t>
-      </w:r>
-    </w:p>
-    <w:p>
-      <w:pPr>
-        <w:shd w:val="clear" w:color="auto" w:fill="DBE5F1" w:themeFill="accent1" w:themeFillTint="33"/>
-        <w:spacing w:after="0" w:line="240" w:lineRule="auto"/>
-        <w:jc w:val="center"/>
+        <w:t xml:space="preserve">igh Point, NC | </w:t>
+      </w:r>
+      <w:r>
+        <w:rPr>
+          <w:rFonts w:ascii="Times New Roman" w:eastAsia="Times New Roman" w:hAnsi="Times New Roman" w:cs="Times New Roman"/>
+          <w:sz w:val="24"/>
+          <w:szCs w:val="24"/>
+        </w:rPr>
+        <w:t>+1 (980) 981-4522</w:t>
+      </w:r>
+      <w:r>
+        <w:rPr>
+          <w:rFonts w:ascii="Times New Roman" w:eastAsia="Times New Roman" w:hAnsi="Times New Roman" w:cs="Times New Roman"/>
+          <w:sz w:val="24"/>
+          <w:szCs w:val="24"/>
+        </w:rPr>
+        <w:t xml:space="preserve"> </w:t>
+      </w:r>
+      <w:r>
         <w:rPr>
           <w:rFonts w:ascii="Times New Roman" w:hAnsi="Times New Roman" w:cs="Times New Roman"/>
           <w:sz w:val="24"/>
         </w:rPr>
-      </w:pPr>
-      <w:r>
-        <w:rPr>
-          <w:rFonts w:ascii="Times New Roman" w:hAnsi="Times New Roman" w:cs="Times New Roman"/>
-          <w:sz w:val="24"/>
-        </w:rPr>
-        <w:t>https://www.linkedin.com/in/taylor-pentz-698a98381/</w:t>
+        <w:t>https://www.linkedin.com/in/taylor-pentz-10a92a3aa</w:t>
       </w:r>
     </w:p>
     <w:p>
@@ -873,7 +875,12 @@
         <w:jc w:val="both"/>
       </w:pPr>
       <w:r>
-        <w:t xml:space="preserve">Acted as lead mentor for junior developers; conducted regular pairing sessions, architecture reviews, and introduced a "Tech Deep Dive" series to </w:t>
+        <w:t>Acted as lead mentor for junior developers; conducted reg</w:t>
+      </w:r>
+      <w:bookmarkStart w:id="0" w:name="_GoBack"/>
+      <w:bookmarkEnd w:id="0"/>
+      <w:r>
+        <w:t xml:space="preserve">ular pairing sessions, architecture reviews, and introduced a "Tech Deep Dive" series to </w:t>
       </w:r>
       <w:proofErr w:type="spellStart"/>
       <w:r>
@@ -6322,7 +6329,7 @@
 </file>
 
 <file path=customXml/itemProps1.xml><?xml version="1.0" encoding="utf-8"?>
-<ds:datastoreItem xmlns:ds="http://schemas.openxmlformats.org/officeDocument/2006/customXml" ds:itemID="{C4F8041F-334C-4A1E-9AA9-B74275D90AB6}">
+<ds:datastoreItem xmlns:ds="http://schemas.openxmlformats.org/officeDocument/2006/customXml" ds:itemID="{AEC33843-C132-4D65-8406-41EB4FFC18F1}">
   <ds:schemaRefs>
     <ds:schemaRef ds:uri="http://schemas.openxmlformats.org/officeDocument/2006/bibliography"/>
   </ds:schemaRefs>

--- a/Taylor/.Net Angular Lead/Taylor Pentz.docx
+++ b/Taylor/.Net Angular Lead/Taylor Pentz.docx
@@ -35,6 +35,8 @@
         </w:rPr>
         <w:t>Pentz</w:t>
       </w:r>
+      <w:bookmarkStart w:id="0" w:name="_GoBack"/>
+      <w:bookmarkEnd w:id="0"/>
       <w:proofErr w:type="spellEnd"/>
       <w:r>
         <w:rPr>
@@ -123,7 +125,7 @@
           <w:rFonts w:ascii="Times New Roman" w:hAnsi="Times New Roman" w:cs="Times New Roman"/>
           <w:sz w:val="24"/>
         </w:rPr>
-        <w:t>https://www.linkedin.com/in/taylor-pentz-10a92a3aa</w:t>
+        <w:t>https://www.linkedin.com/in/taylor-p-b0389a3ba</w:t>
       </w:r>
     </w:p>
     <w:p>
@@ -173,15 +175,7 @@
       </w:r>
       <w:proofErr w:type="gramStart"/>
       <w:r>
-        <w:t xml:space="preserve">Proven track record building secure, scalable, cloud-native </w:t>
-      </w:r>
-      <w:proofErr w:type="spellStart"/>
-      <w:r>
-        <w:t>SaaS</w:t>
-      </w:r>
-      <w:proofErr w:type="spellEnd"/>
-      <w:r>
-        <w:t xml:space="preserve"> platforms in fast-paced environments.</w:t>
+        <w:t>Proven track record building secure, scalable, cloud-native SaaS platforms in fast-paced environments.</w:t>
       </w:r>
       <w:proofErr w:type="gramEnd"/>
       <w:r>
@@ -189,15 +183,7 @@
       </w:r>
       <w:proofErr w:type="gramStart"/>
       <w:r>
-        <w:t xml:space="preserve">Expert in Microsoft stack (C#/.NET, Azure), Angular, and </w:t>
-      </w:r>
-      <w:proofErr w:type="spellStart"/>
-      <w:r>
-        <w:t>DevOps</w:t>
-      </w:r>
-      <w:proofErr w:type="spellEnd"/>
-      <w:r>
-        <w:t xml:space="preserve"> practices.</w:t>
+        <w:t>Expert in Microsoft stack (C#/.NET, Azure), Angular, and DevOps practices.</w:t>
       </w:r>
       <w:proofErr w:type="gramEnd"/>
       <w:r>
@@ -317,127 +303,33 @@
           <w:sz w:val="24"/>
           <w:szCs w:val="24"/>
         </w:rPr>
-        <w:t xml:space="preserve">Cloud &amp; </w:t>
+        <w:t>Cloud &amp; DevOps:</w:t>
+      </w:r>
+      <w:r>
+        <w:rPr>
+          <w:rFonts w:ascii="Times New Roman" w:eastAsia="Times New Roman" w:hAnsi="Times New Roman" w:cs="Times New Roman"/>
+          <w:sz w:val="24"/>
+          <w:szCs w:val="24"/>
+        </w:rPr>
+        <w:t xml:space="preserve"> Azure (Functions, Service Bus, API Manager, </w:t>
       </w:r>
       <w:proofErr w:type="spellStart"/>
       <w:r>
         <w:rPr>
           <w:rFonts w:ascii="Times New Roman" w:eastAsia="Times New Roman" w:hAnsi="Times New Roman" w:cs="Times New Roman"/>
-          <w:b/>
-          <w:bCs/>
-          <w:sz w:val="24"/>
-          <w:szCs w:val="24"/>
-        </w:rPr>
-        <w:t>DevOps</w:t>
+          <w:sz w:val="24"/>
+          <w:szCs w:val="24"/>
+        </w:rPr>
+        <w:t>Redis</w:t>
       </w:r>
       <w:proofErr w:type="spellEnd"/>
       <w:r>
         <w:rPr>
           <w:rFonts w:ascii="Times New Roman" w:eastAsia="Times New Roman" w:hAnsi="Times New Roman" w:cs="Times New Roman"/>
-          <w:b/>
-          <w:bCs/>
-          <w:sz w:val="24"/>
-          <w:szCs w:val="24"/>
-        </w:rPr>
-        <w:t>:</w:t>
-      </w:r>
-      <w:r>
-        <w:rPr>
-          <w:rFonts w:ascii="Times New Roman" w:eastAsia="Times New Roman" w:hAnsi="Times New Roman" w:cs="Times New Roman"/>
-          <w:sz w:val="24"/>
-          <w:szCs w:val="24"/>
-        </w:rPr>
-        <w:t xml:space="preserve"> Azure (Functions, Service Bus, API Manager, </w:t>
-      </w:r>
-      <w:proofErr w:type="spellStart"/>
-      <w:r>
-        <w:rPr>
-          <w:rFonts w:ascii="Times New Roman" w:eastAsia="Times New Roman" w:hAnsi="Times New Roman" w:cs="Times New Roman"/>
-          <w:sz w:val="24"/>
-          <w:szCs w:val="24"/>
-        </w:rPr>
-        <w:t>Redis</w:t>
-      </w:r>
-      <w:proofErr w:type="spellEnd"/>
-      <w:r>
-        <w:rPr>
-          <w:rFonts w:ascii="Times New Roman" w:eastAsia="Times New Roman" w:hAnsi="Times New Roman" w:cs="Times New Roman"/>
-          <w:sz w:val="24"/>
-          <w:szCs w:val="24"/>
-        </w:rPr>
-        <w:t xml:space="preserve">, Azure SQL), AWS, GCP, </w:t>
-      </w:r>
-      <w:proofErr w:type="spellStart"/>
-      <w:r>
-        <w:rPr>
-          <w:rFonts w:ascii="Times New Roman" w:eastAsia="Times New Roman" w:hAnsi="Times New Roman" w:cs="Times New Roman"/>
-          <w:sz w:val="24"/>
-          <w:szCs w:val="24"/>
-        </w:rPr>
-        <w:t>Docker</w:t>
-      </w:r>
-      <w:proofErr w:type="spellEnd"/>
-      <w:r>
-        <w:rPr>
-          <w:rFonts w:ascii="Times New Roman" w:eastAsia="Times New Roman" w:hAnsi="Times New Roman" w:cs="Times New Roman"/>
-          <w:sz w:val="24"/>
-          <w:szCs w:val="24"/>
-        </w:rPr>
-        <w:t xml:space="preserve">, </w:t>
-      </w:r>
-      <w:proofErr w:type="spellStart"/>
-      <w:r>
-        <w:rPr>
-          <w:rFonts w:ascii="Times New Roman" w:eastAsia="Times New Roman" w:hAnsi="Times New Roman" w:cs="Times New Roman"/>
-          <w:sz w:val="24"/>
-          <w:szCs w:val="24"/>
-        </w:rPr>
-        <w:t>Kubernetes</w:t>
-      </w:r>
-      <w:proofErr w:type="spellEnd"/>
-      <w:r>
-        <w:rPr>
-          <w:rFonts w:ascii="Times New Roman" w:eastAsia="Times New Roman" w:hAnsi="Times New Roman" w:cs="Times New Roman"/>
-          <w:sz w:val="24"/>
-          <w:szCs w:val="24"/>
-        </w:rPr>
-        <w:t xml:space="preserve">, Azure </w:t>
-      </w:r>
-      <w:proofErr w:type="spellStart"/>
-      <w:r>
-        <w:rPr>
-          <w:rFonts w:ascii="Times New Roman" w:eastAsia="Times New Roman" w:hAnsi="Times New Roman" w:cs="Times New Roman"/>
-          <w:sz w:val="24"/>
-          <w:szCs w:val="24"/>
-        </w:rPr>
-        <w:t>DevOps</w:t>
-      </w:r>
-      <w:proofErr w:type="spellEnd"/>
-      <w:r>
-        <w:rPr>
-          <w:rFonts w:ascii="Times New Roman" w:eastAsia="Times New Roman" w:hAnsi="Times New Roman" w:cs="Times New Roman"/>
-          <w:sz w:val="24"/>
-          <w:szCs w:val="24"/>
-        </w:rPr>
-        <w:t xml:space="preserve">, </w:t>
-      </w:r>
-      <w:proofErr w:type="spellStart"/>
-      <w:r>
-        <w:rPr>
-          <w:rFonts w:ascii="Times New Roman" w:eastAsia="Times New Roman" w:hAnsi="Times New Roman" w:cs="Times New Roman"/>
-          <w:sz w:val="24"/>
-          <w:szCs w:val="24"/>
-        </w:rPr>
-        <w:t>GitHub</w:t>
-      </w:r>
-      <w:proofErr w:type="spellEnd"/>
-      <w:r>
-        <w:rPr>
-          <w:rFonts w:ascii="Times New Roman" w:eastAsia="Times New Roman" w:hAnsi="Times New Roman" w:cs="Times New Roman"/>
-          <w:sz w:val="24"/>
-          <w:szCs w:val="24"/>
-        </w:rPr>
-        <w:t xml:space="preserve"> Actions</w:t>
+          <w:sz w:val="24"/>
+          <w:szCs w:val="24"/>
+        </w:rPr>
+        <w:t>, Azure SQL), AWS, GCP, Docker, Kubernetes, Azure DevOps, GitHub Actions</w:t>
       </w:r>
     </w:p>
     <w:p>
@@ -557,43 +449,7 @@
           <w:sz w:val="24"/>
           <w:szCs w:val="24"/>
         </w:rPr>
-        <w:t xml:space="preserve"> SQL Server, </w:t>
-      </w:r>
-      <w:proofErr w:type="spellStart"/>
-      <w:r>
-        <w:rPr>
-          <w:rFonts w:ascii="Times New Roman" w:eastAsia="Times New Roman" w:hAnsi="Times New Roman" w:cs="Times New Roman"/>
-          <w:sz w:val="24"/>
-          <w:szCs w:val="24"/>
-        </w:rPr>
-        <w:t>PostgreSQL</w:t>
-      </w:r>
-      <w:proofErr w:type="spellEnd"/>
-      <w:r>
-        <w:rPr>
-          <w:rFonts w:ascii="Times New Roman" w:eastAsia="Times New Roman" w:hAnsi="Times New Roman" w:cs="Times New Roman"/>
-          <w:sz w:val="24"/>
-          <w:szCs w:val="24"/>
-        </w:rPr>
-        <w:t xml:space="preserve">, </w:t>
-      </w:r>
-      <w:proofErr w:type="spellStart"/>
-      <w:r>
-        <w:rPr>
-          <w:rFonts w:ascii="Times New Roman" w:eastAsia="Times New Roman" w:hAnsi="Times New Roman" w:cs="Times New Roman"/>
-          <w:sz w:val="24"/>
-          <w:szCs w:val="24"/>
-        </w:rPr>
-        <w:t>MongoDB</w:t>
-      </w:r>
-      <w:proofErr w:type="spellEnd"/>
-      <w:r>
-        <w:rPr>
-          <w:rFonts w:ascii="Times New Roman" w:eastAsia="Times New Roman" w:hAnsi="Times New Roman" w:cs="Times New Roman"/>
-          <w:sz w:val="24"/>
-          <w:szCs w:val="24"/>
-        </w:rPr>
-        <w:t xml:space="preserve">, </w:t>
+        <w:t xml:space="preserve"> SQL Server, PostgreSQL, MongoDB, </w:t>
       </w:r>
       <w:proofErr w:type="spellStart"/>
       <w:r>
@@ -854,15 +710,7 @@
         <w:jc w:val="both"/>
       </w:pPr>
       <w:r>
-        <w:t xml:space="preserve">Spearheaded development of a </w:t>
-      </w:r>
-      <w:proofErr w:type="spellStart"/>
-      <w:r>
-        <w:t>SaaS</w:t>
-      </w:r>
-      <w:proofErr w:type="spellEnd"/>
-      <w:r>
-        <w:t xml:space="preserve"> compliance platform using C# .NET Core and Angular, reducing tax processing time by 40% through workflow automation and advanced validations.</w:t>
+        <w:t>Spearheaded development of a SaaS compliance platform using C# .NET Core and Angular, reducing tax processing time by 40% through workflow automation and advanced validations.</w:t>
       </w:r>
     </w:p>
     <w:p>
@@ -875,20 +723,7 @@
         <w:jc w:val="both"/>
       </w:pPr>
       <w:r>
-        <w:t>Acted as lead mentor for junior developers; conducted reg</w:t>
-      </w:r>
-      <w:bookmarkStart w:id="0" w:name="_GoBack"/>
-      <w:bookmarkEnd w:id="0"/>
-      <w:r>
-        <w:t xml:space="preserve">ular pairing sessions, architecture reviews, and introduced a "Tech Deep Dive" series to </w:t>
-      </w:r>
-      <w:proofErr w:type="spellStart"/>
-      <w:r>
-        <w:t>upskill</w:t>
-      </w:r>
-      <w:proofErr w:type="spellEnd"/>
-      <w:r>
-        <w:t xml:space="preserve"> the team in testing, cloud, and security.</w:t>
+        <w:t>Acted as lead mentor for junior developers; conducted regular pairing sessions, architecture reviews, and introduced a "Tech Deep Dive" series to upskill the team in testing, cloud, and security.</w:t>
       </w:r>
     </w:p>
     <w:p>
@@ -930,15 +765,7 @@
         <w:jc w:val="both"/>
       </w:pPr>
       <w:r>
-        <w:t xml:space="preserve">Established CI/CD pipelines in Azure </w:t>
-      </w:r>
-      <w:proofErr w:type="spellStart"/>
-      <w:r>
-        <w:t>DevOps</w:t>
-      </w:r>
-      <w:proofErr w:type="spellEnd"/>
-      <w:r>
-        <w:t xml:space="preserve"> with automated testing, code scanning, and artifact deployments, achieving a 60% reduction in deployment errors.</w:t>
+        <w:t>Established CI/CD pipelines in Azure DevOps with automated testing, code scanning, and artifact deployments, achieving a 60% reduction in deployment errors.</w:t>
       </w:r>
     </w:p>
     <w:p>
@@ -980,23 +807,7 @@
       </w:r>
       <w:proofErr w:type="spellEnd"/>
       <w:r>
-        <w:t xml:space="preserve"> using </w:t>
-      </w:r>
-      <w:proofErr w:type="spellStart"/>
-      <w:r>
-        <w:t>Docker</w:t>
-      </w:r>
-      <w:proofErr w:type="spellEnd"/>
-      <w:r>
-        <w:t xml:space="preserve"> and </w:t>
-      </w:r>
-      <w:proofErr w:type="spellStart"/>
-      <w:r>
-        <w:t>Kubernetes</w:t>
-      </w:r>
-      <w:proofErr w:type="spellEnd"/>
-      <w:r>
-        <w:t>, improving deployment times and environment parity.</w:t>
+        <w:t xml:space="preserve"> using Docker and Kubernetes, improving deployment times and environment parity.</w:t>
       </w:r>
     </w:p>
     <w:p>
@@ -1226,15 +1037,7 @@
         <w:jc w:val="both"/>
       </w:pPr>
       <w:r>
-        <w:t xml:space="preserve">Built </w:t>
-      </w:r>
-      <w:proofErr w:type="spellStart"/>
-      <w:r>
-        <w:t>RESTful</w:t>
-      </w:r>
-      <w:proofErr w:type="spellEnd"/>
-      <w:r>
-        <w:t xml:space="preserve"> APIs for external client integrations, following </w:t>
+        <w:t xml:space="preserve">Built RESTful APIs for external client integrations, following </w:t>
       </w:r>
       <w:proofErr w:type="spellStart"/>
       <w:r>
@@ -1255,15 +1058,7 @@
         <w:jc w:val="both"/>
       </w:pPr>
       <w:r>
-        <w:t xml:space="preserve">Led the internal </w:t>
-      </w:r>
-      <w:proofErr w:type="spellStart"/>
-      <w:r>
-        <w:t>DevOps</w:t>
-      </w:r>
-      <w:proofErr w:type="spellEnd"/>
-      <w:r>
-        <w:t xml:space="preserve"> working group to pilot </w:t>
+        <w:t xml:space="preserve">Led the internal DevOps working group to pilot </w:t>
       </w:r>
       <w:proofErr w:type="spellStart"/>
       <w:r>
@@ -1364,15 +1159,7 @@
         <w:jc w:val="both"/>
       </w:pPr>
       <w:r>
-        <w:t xml:space="preserve">Created internal dashboards and workflow engines for financial services clients using ASP.NET MVC and </w:t>
-      </w:r>
-      <w:proofErr w:type="spellStart"/>
-      <w:r>
-        <w:t>AngularJS</w:t>
-      </w:r>
-      <w:proofErr w:type="spellEnd"/>
-      <w:r>
-        <w:t>.</w:t>
+        <w:t>Created internal dashboards and workflow engines for financial services clients using ASP.NET MVC and AngularJS.</w:t>
       </w:r>
     </w:p>
     <w:p>
@@ -1445,15 +1232,7 @@
         <w:jc w:val="both"/>
       </w:pPr>
       <w:r>
-        <w:t xml:space="preserve">Created and deployed </w:t>
-      </w:r>
-      <w:proofErr w:type="spellStart"/>
-      <w:r>
-        <w:t>RESTful</w:t>
-      </w:r>
-      <w:proofErr w:type="spellEnd"/>
-      <w:r>
-        <w:t xml:space="preserve"> </w:t>
+        <w:t xml:space="preserve">Created and deployed RESTful </w:t>
       </w:r>
       <w:proofErr w:type="spellStart"/>
       <w:r>
@@ -1778,43 +1557,7 @@
           <w:sz w:val="24"/>
           <w:szCs w:val="24"/>
         </w:rPr>
-        <w:t xml:space="preserve">Participated in </w:t>
-      </w:r>
-      <w:proofErr w:type="spellStart"/>
-      <w:r>
-        <w:rPr>
-          <w:rFonts w:ascii="Times New Roman" w:eastAsia="Times New Roman" w:hAnsi="Times New Roman" w:cs="Times New Roman"/>
-          <w:sz w:val="24"/>
-          <w:szCs w:val="24"/>
-        </w:rPr>
-        <w:t>hackathons</w:t>
-      </w:r>
-      <w:proofErr w:type="spellEnd"/>
-      <w:r>
-        <w:rPr>
-          <w:rFonts w:ascii="Times New Roman" w:eastAsia="Times New Roman" w:hAnsi="Times New Roman" w:cs="Times New Roman"/>
-          <w:sz w:val="24"/>
-          <w:szCs w:val="24"/>
-        </w:rPr>
-        <w:t xml:space="preserve"> and innovation days; co-developed a plugin system that became part of internal </w:t>
-      </w:r>
-      <w:proofErr w:type="spellStart"/>
-      <w:r>
-        <w:rPr>
-          <w:rFonts w:ascii="Times New Roman" w:eastAsia="Times New Roman" w:hAnsi="Times New Roman" w:cs="Times New Roman"/>
-          <w:sz w:val="24"/>
-          <w:szCs w:val="24"/>
-        </w:rPr>
-        <w:t>toolchain</w:t>
-      </w:r>
-      <w:proofErr w:type="spellEnd"/>
-      <w:r>
-        <w:rPr>
-          <w:rFonts w:ascii="Times New Roman" w:eastAsia="Times New Roman" w:hAnsi="Times New Roman" w:cs="Times New Roman"/>
-          <w:sz w:val="24"/>
-          <w:szCs w:val="24"/>
-        </w:rPr>
-        <w:t>.</w:t>
+        <w:t>Participated in hackathons and innovation days; co-developed a plugin system that became part of internal toolchain.</w:t>
       </w:r>
     </w:p>
     <w:p>
@@ -6329,7 +6072,7 @@
 </file>
 
 <file path=customXml/itemProps1.xml><?xml version="1.0" encoding="utf-8"?>
-<ds:datastoreItem xmlns:ds="http://schemas.openxmlformats.org/officeDocument/2006/customXml" ds:itemID="{AEC33843-C132-4D65-8406-41EB4FFC18F1}">
+<ds:datastoreItem xmlns:ds="http://schemas.openxmlformats.org/officeDocument/2006/customXml" ds:itemID="{728C1B0B-46D2-4422-87B1-F899595D67B5}">
   <ds:schemaRefs>
     <ds:schemaRef ds:uri="http://schemas.openxmlformats.org/officeDocument/2006/bibliography"/>
   </ds:schemaRefs>

--- a/Taylor/.Net Angular Lead/Taylor Pentz.docx
+++ b/Taylor/.Net Angular Lead/Taylor Pentz.docx
@@ -35,8 +35,6 @@
         </w:rPr>
         <w:t>Pentz</w:t>
       </w:r>
-      <w:bookmarkStart w:id="0" w:name="_GoBack"/>
-      <w:bookmarkEnd w:id="0"/>
       <w:proofErr w:type="spellEnd"/>
       <w:r>
         <w:rPr>
@@ -53,20 +51,10 @@
           <w:rFonts w:ascii="Arial Black" w:eastAsia="Times New Roman" w:hAnsi="Arial Black" w:cs="Times New Roman"/>
           <w:b/>
           <w:bCs/>
-          <w:sz w:val="28"/>
+          <w:sz w:val="24"/>
           <w:szCs w:val="32"/>
         </w:rPr>
-        <w:t>Senior Software</w:t>
-      </w:r>
-      <w:r>
-        <w:rPr>
-          <w:rFonts w:ascii="Arial Black" w:eastAsia="Times New Roman" w:hAnsi="Arial Black" w:cs="Times New Roman"/>
-          <w:b/>
-          <w:bCs/>
-          <w:sz w:val="28"/>
-          <w:szCs w:val="32"/>
-        </w:rPr>
-        <w:t xml:space="preserve"> Engineer</w:t>
+        <w:t>Senior .NET / Angular Software Engineer</w:t>
       </w:r>
       <w:r>
         <w:rPr>
@@ -171,37 +159,60 @@
         <w:jc w:val="both"/>
       </w:pPr>
       <w:r>
-        <w:t xml:space="preserve">Innovative and highly experienced Lead Software Engineer with over 10 years of full-stack development expertise and 5+ years of mentoring and team leadership. </w:t>
-      </w:r>
-      <w:proofErr w:type="gramStart"/>
-      <w:r>
-        <w:t>Proven track record building secure, scalable, cloud-native SaaS platforms in fast-paced environments.</w:t>
-      </w:r>
-      <w:proofErr w:type="gramEnd"/>
-      <w:r>
-        <w:t xml:space="preserve"> </w:t>
-      </w:r>
-      <w:proofErr w:type="gramStart"/>
-      <w:r>
-        <w:t>Expert in Microsoft stack (C#/.NET, Azure), Angular, and DevOps practices.</w:t>
-      </w:r>
-      <w:proofErr w:type="gramEnd"/>
-      <w:r>
-        <w:t xml:space="preserve"> </w:t>
-      </w:r>
-      <w:proofErr w:type="gramStart"/>
-      <w:r>
-        <w:t>Adept at fostering engineering excellence, driving delivery, and aligning architecture with business goals.</w:t>
-      </w:r>
-      <w:proofErr w:type="gramEnd"/>
-      <w:r>
-        <w:t xml:space="preserve"> </w:t>
-      </w:r>
-      <w:proofErr w:type="gramStart"/>
-      <w:r>
-        <w:t>Passionate about mentorship, technical growth, and delivering high-impact solutions.</w:t>
-      </w:r>
-      <w:proofErr w:type="gramEnd"/>
+        <w:t xml:space="preserve">Senior .NET + Angular Software Engineer with 10+ years building enterprise SaaS, healthcare, </w:t>
+      </w:r>
+      <w:proofErr w:type="spellStart"/>
+      <w:r>
+        <w:t>fintech</w:t>
+      </w:r>
+      <w:proofErr w:type="spellEnd"/>
+      <w:r>
+        <w:t xml:space="preserve">, and workflow platforms using </w:t>
+      </w:r>
+      <w:r>
+        <w:rPr>
+          <w:b/>
+        </w:rPr>
+        <w:t>C#, ASP.NET Core, .NET Framework 4.6–4.8, .NET Core 3.1, .NET 6–8, Angular 8–</w:t>
+      </w:r>
+      <w:r>
+        <w:rPr>
+          <w:b/>
+        </w:rPr>
+        <w:t>20</w:t>
+      </w:r>
+      <w:r>
+        <w:rPr>
+          <w:b/>
+        </w:rPr>
+        <w:t xml:space="preserve">, </w:t>
+      </w:r>
+      <w:proofErr w:type="spellStart"/>
+      <w:r>
+        <w:rPr>
+          <w:b/>
+        </w:rPr>
+        <w:t>TypeScript</w:t>
+      </w:r>
+      <w:proofErr w:type="spellEnd"/>
+      <w:r>
+        <w:rPr>
+          <w:b/>
+        </w:rPr>
+        <w:t>, SQL Server, PostgreSQL</w:t>
+      </w:r>
+      <w:r>
+        <w:t xml:space="preserve">, and </w:t>
+      </w:r>
+      <w:r>
+        <w:rPr>
+          <w:b/>
+        </w:rPr>
+        <w:t>Azure/AWS</w:t>
+      </w:r>
+      <w:r>
+        <w:t>, delivering secure APIs, modern UI architecture, legacy modernization, cloud-ready systems, and measurable reliability, performance, and delivery gains.</w:t>
+      </w:r>
     </w:p>
     <w:p>
       <w:pPr>
@@ -232,375 +243,387 @@
     </w:p>
     <w:p>
       <w:pPr>
+        <w:pStyle w:val="NormalWeb"/>
         <w:numPr>
           <w:ilvl w:val="0"/>
           <w:numId w:val="8"/>
         </w:numPr>
-        <w:spacing w:before="100" w:beforeAutospacing="1" w:after="100" w:afterAutospacing="1" w:line="240" w:lineRule="auto"/>
         <w:jc w:val="both"/>
-        <w:rPr>
-          <w:rFonts w:ascii="Times New Roman" w:eastAsia="Times New Roman" w:hAnsi="Times New Roman" w:cs="Times New Roman"/>
-          <w:sz w:val="24"/>
-          <w:szCs w:val="24"/>
-        </w:rPr>
-      </w:pPr>
-      <w:r>
-        <w:rPr>
-          <w:rFonts w:ascii="Times New Roman" w:eastAsia="Times New Roman" w:hAnsi="Times New Roman" w:cs="Times New Roman"/>
-          <w:b/>
-          <w:bCs/>
-          <w:sz w:val="24"/>
-          <w:szCs w:val="24"/>
-        </w:rPr>
-        <w:t>Languages &amp; Frameworks:</w:t>
-      </w:r>
-      <w:r>
-        <w:rPr>
-          <w:rFonts w:ascii="Times New Roman" w:eastAsia="Times New Roman" w:hAnsi="Times New Roman" w:cs="Times New Roman"/>
-          <w:sz w:val="24"/>
-          <w:szCs w:val="24"/>
-        </w:rPr>
-        <w:t xml:space="preserve"> C#, .NET Core, JavaScript, </w:t>
+      </w:pPr>
+      <w:r>
+        <w:rPr>
+          <w:rStyle w:val="Strong"/>
+        </w:rPr>
+        <w:t>Backend Engineering:</w:t>
+      </w:r>
+      <w:r>
+        <w:t xml:space="preserve"> </w:t>
+      </w:r>
+      <w:r>
+        <w:rPr>
+          <w:rStyle w:val="Strong"/>
+        </w:rPr>
+        <w:t>C#</w:t>
+      </w:r>
+      <w:r>
+        <w:t xml:space="preserve">, </w:t>
+      </w:r>
+      <w:r>
+        <w:rPr>
+          <w:rStyle w:val="Strong"/>
+        </w:rPr>
+        <w:t>ASP.NET Core</w:t>
+      </w:r>
+      <w:r>
+        <w:t xml:space="preserve">, </w:t>
+      </w:r>
+      <w:r>
+        <w:rPr>
+          <w:rStyle w:val="Strong"/>
+        </w:rPr>
+        <w:t>.NET 6–8</w:t>
+      </w:r>
+      <w:r>
+        <w:t xml:space="preserve">, </w:t>
+      </w:r>
+      <w:r>
+        <w:rPr>
+          <w:rStyle w:val="Strong"/>
+        </w:rPr>
+        <w:t>.NET Core 3.1</w:t>
+      </w:r>
+      <w:r>
+        <w:t xml:space="preserve">, </w:t>
+      </w:r>
+      <w:r>
+        <w:rPr>
+          <w:rStyle w:val="Strong"/>
+        </w:rPr>
+        <w:t>.NET Framework 4.6–4.8</w:t>
+      </w:r>
+      <w:r>
+        <w:t xml:space="preserve">, ASP.NET MVC, Web API, Entity Framework Core, LINQ, ADO.NET, </w:t>
       </w:r>
       <w:proofErr w:type="spellStart"/>
       <w:r>
-        <w:rPr>
-          <w:rFonts w:ascii="Times New Roman" w:eastAsia="Times New Roman" w:hAnsi="Times New Roman" w:cs="Times New Roman"/>
-          <w:sz w:val="24"/>
-          <w:szCs w:val="24"/>
-        </w:rPr>
-        <w:t>TypeScript</w:t>
+        <w:t>MediatR</w:t>
       </w:r>
       <w:proofErr w:type="spellEnd"/>
       <w:r>
-        <w:rPr>
-          <w:rFonts w:ascii="Times New Roman" w:eastAsia="Times New Roman" w:hAnsi="Times New Roman" w:cs="Times New Roman"/>
-          <w:sz w:val="24"/>
-          <w:szCs w:val="24"/>
-        </w:rPr>
-        <w:t>, Angular, React, Python</w:t>
-      </w:r>
-    </w:p>
-    <w:p>
-      <w:pPr>
+        <w:t xml:space="preserve">, </w:t>
+      </w:r>
+      <w:proofErr w:type="spellStart"/>
+      <w:r>
+        <w:t>AutoMapper</w:t>
+      </w:r>
+      <w:proofErr w:type="spellEnd"/>
+      <w:r>
+        <w:t>, Background Services, Windows Services.</w:t>
+      </w:r>
+    </w:p>
+    <w:p>
+      <w:pPr>
+        <w:pStyle w:val="NormalWeb"/>
         <w:numPr>
           <w:ilvl w:val="0"/>
           <w:numId w:val="8"/>
         </w:numPr>
-        <w:spacing w:before="100" w:beforeAutospacing="1" w:after="100" w:afterAutospacing="1" w:line="240" w:lineRule="auto"/>
         <w:jc w:val="both"/>
-        <w:rPr>
-          <w:rFonts w:ascii="Times New Roman" w:eastAsia="Times New Roman" w:hAnsi="Times New Roman" w:cs="Times New Roman"/>
-          <w:sz w:val="24"/>
-          <w:szCs w:val="24"/>
-        </w:rPr>
-      </w:pPr>
-      <w:r>
-        <w:rPr>
-          <w:rFonts w:ascii="Times New Roman" w:eastAsia="Times New Roman" w:hAnsi="Times New Roman" w:cs="Times New Roman"/>
-          <w:b/>
-          <w:bCs/>
-          <w:sz w:val="24"/>
-          <w:szCs w:val="24"/>
-        </w:rPr>
-        <w:t>Cloud &amp; DevOps:</w:t>
-      </w:r>
-      <w:r>
-        <w:rPr>
-          <w:rFonts w:ascii="Times New Roman" w:eastAsia="Times New Roman" w:hAnsi="Times New Roman" w:cs="Times New Roman"/>
-          <w:sz w:val="24"/>
-          <w:szCs w:val="24"/>
-        </w:rPr>
-        <w:t xml:space="preserve"> Azure (Functions, Service Bus, API Manager, </w:t>
+      </w:pPr>
+      <w:r>
+        <w:rPr>
+          <w:rStyle w:val="Strong"/>
+        </w:rPr>
+        <w:t>Frontend Engineering:</w:t>
+      </w:r>
+      <w:r>
+        <w:t xml:space="preserve"> </w:t>
+      </w:r>
+      <w:r>
+        <w:rPr>
+          <w:rStyle w:val="Strong"/>
+        </w:rPr>
+        <w:t>Angular 8–</w:t>
+      </w:r>
+      <w:r>
+        <w:rPr>
+          <w:rStyle w:val="Strong"/>
+        </w:rPr>
+        <w:t>20</w:t>
+      </w:r>
+      <w:r>
+        <w:t>, AngularJS</w:t>
+      </w:r>
+      <w:r>
+        <w:t xml:space="preserve">, </w:t>
       </w:r>
       <w:proofErr w:type="spellStart"/>
       <w:r>
-        <w:rPr>
-          <w:rFonts w:ascii="Times New Roman" w:eastAsia="Times New Roman" w:hAnsi="Times New Roman" w:cs="Times New Roman"/>
-          <w:sz w:val="24"/>
-          <w:szCs w:val="24"/>
-        </w:rPr>
-        <w:t>Redis</w:t>
+        <w:t>TypeScript</w:t>
       </w:r>
       <w:proofErr w:type="spellEnd"/>
       <w:r>
-        <w:rPr>
-          <w:rFonts w:ascii="Times New Roman" w:eastAsia="Times New Roman" w:hAnsi="Times New Roman" w:cs="Times New Roman"/>
-          <w:sz w:val="24"/>
-          <w:szCs w:val="24"/>
-        </w:rPr>
-        <w:t>, Azure SQL), AWS, GCP, Docker, Kubernetes, Azure DevOps, GitHub Actions</w:t>
-      </w:r>
-    </w:p>
-    <w:p>
-      <w:pPr>
+        <w:t xml:space="preserve"> 3.x–5.x, </w:t>
+      </w:r>
+      <w:proofErr w:type="spellStart"/>
+      <w:r>
+        <w:t>RxJS</w:t>
+      </w:r>
+      <w:proofErr w:type="spellEnd"/>
+      <w:r>
+        <w:t xml:space="preserve">, </w:t>
+      </w:r>
+      <w:proofErr w:type="spellStart"/>
+      <w:r>
+        <w:t>NgRx</w:t>
+      </w:r>
+      <w:proofErr w:type="spellEnd"/>
+      <w:r>
+        <w:t>, Reactive Forms, Angular Material, Bootstrap, HTML5, CSS3, SCSS, JavaScript ES6+, accessibility-focused UI development.</w:t>
+      </w:r>
+    </w:p>
+    <w:p>
+      <w:pPr>
+        <w:pStyle w:val="NormalWeb"/>
         <w:numPr>
           <w:ilvl w:val="0"/>
           <w:numId w:val="8"/>
         </w:numPr>
-        <w:spacing w:before="100" w:beforeAutospacing="1" w:after="100" w:afterAutospacing="1" w:line="240" w:lineRule="auto"/>
         <w:jc w:val="both"/>
-        <w:rPr>
-          <w:rFonts w:ascii="Times New Roman" w:eastAsia="Times New Roman" w:hAnsi="Times New Roman" w:cs="Times New Roman"/>
-          <w:sz w:val="24"/>
-          <w:szCs w:val="24"/>
-        </w:rPr>
-      </w:pPr>
-      <w:r>
-        <w:rPr>
-          <w:rFonts w:ascii="Times New Roman" w:eastAsia="Times New Roman" w:hAnsi="Times New Roman" w:cs="Times New Roman"/>
-          <w:b/>
-          <w:bCs/>
-          <w:sz w:val="24"/>
-          <w:szCs w:val="24"/>
-        </w:rPr>
-        <w:t>Testing Tools:</w:t>
-      </w:r>
-      <w:r>
-        <w:rPr>
-          <w:rFonts w:ascii="Times New Roman" w:eastAsia="Times New Roman" w:hAnsi="Times New Roman" w:cs="Times New Roman"/>
-          <w:sz w:val="24"/>
-          <w:szCs w:val="24"/>
-        </w:rPr>
+      </w:pPr>
+      <w:r>
+        <w:rPr>
+          <w:rStyle w:val="Strong"/>
+        </w:rPr>
+        <w:t>Architecture &amp; API Design:</w:t>
+      </w:r>
+      <w:r>
         <w:t xml:space="preserve"> </w:t>
       </w:r>
+      <w:r>
+        <w:rPr>
+          <w:rStyle w:val="Strong"/>
+        </w:rPr>
+        <w:t>Clean Architecture</w:t>
+      </w:r>
+      <w:r>
+        <w:t xml:space="preserve">, </w:t>
+      </w:r>
+      <w:r>
+        <w:rPr>
+          <w:rStyle w:val="Strong"/>
+        </w:rPr>
+        <w:t>Domain-Driven Design</w:t>
+      </w:r>
+      <w:r>
+        <w:t xml:space="preserve">, </w:t>
+      </w:r>
+      <w:r>
+        <w:rPr>
+          <w:rStyle w:val="Strong"/>
+        </w:rPr>
+        <w:t>CQRS</w:t>
+      </w:r>
+      <w:r>
+        <w:t xml:space="preserve">, REST APIs, </w:t>
+      </w:r>
       <w:proofErr w:type="spellStart"/>
       <w:r>
-        <w:rPr>
-          <w:rFonts w:ascii="Times New Roman" w:eastAsia="Times New Roman" w:hAnsi="Times New Roman" w:cs="Times New Roman"/>
-          <w:sz w:val="24"/>
-          <w:szCs w:val="24"/>
-        </w:rPr>
-        <w:t>NUnit</w:t>
+        <w:t>microservices</w:t>
       </w:r>
       <w:proofErr w:type="spellEnd"/>
       <w:r>
-        <w:rPr>
-          <w:rFonts w:ascii="Times New Roman" w:eastAsia="Times New Roman" w:hAnsi="Times New Roman" w:cs="Times New Roman"/>
-          <w:sz w:val="24"/>
-          <w:szCs w:val="24"/>
-        </w:rPr>
-        <w:t xml:space="preserve">, </w:t>
+        <w:t xml:space="preserve">, modular monoliths, event-driven workflows, API versioning, </w:t>
       </w:r>
       <w:proofErr w:type="spellStart"/>
       <w:r>
-        <w:rPr>
-          <w:rFonts w:ascii="Times New Roman" w:eastAsia="Times New Roman" w:hAnsi="Times New Roman" w:cs="Times New Roman"/>
-          <w:sz w:val="24"/>
-          <w:szCs w:val="24"/>
-        </w:rPr>
-        <w:t>MSTest</w:t>
+        <w:t>OpenAPI</w:t>
       </w:r>
       <w:proofErr w:type="spellEnd"/>
       <w:r>
-        <w:rPr>
-          <w:rFonts w:ascii="Times New Roman" w:eastAsia="Times New Roman" w:hAnsi="Times New Roman" w:cs="Times New Roman"/>
-          <w:sz w:val="24"/>
-          <w:szCs w:val="24"/>
-        </w:rPr>
-        <w:t xml:space="preserve">, </w:t>
-      </w:r>
-      <w:proofErr w:type="spellStart"/>
-      <w:r>
-        <w:rPr>
-          <w:rFonts w:ascii="Times New Roman" w:eastAsia="Times New Roman" w:hAnsi="Times New Roman" w:cs="Times New Roman"/>
-          <w:sz w:val="24"/>
-          <w:szCs w:val="24"/>
-        </w:rPr>
-        <w:t>xUnit</w:t>
-      </w:r>
-      <w:proofErr w:type="spellEnd"/>
-      <w:r>
-        <w:rPr>
-          <w:rFonts w:ascii="Times New Roman" w:eastAsia="Times New Roman" w:hAnsi="Times New Roman" w:cs="Times New Roman"/>
-          <w:sz w:val="24"/>
-          <w:szCs w:val="24"/>
-        </w:rPr>
-        <w:t>, Playwright, Selenium, Postman</w:t>
-      </w:r>
-    </w:p>
-    <w:p>
-      <w:pPr>
+        <w:t xml:space="preserve">/Swagger, OAuth2, OIDC, JWT, </w:t>
+      </w:r>
+      <w:proofErr w:type="gramStart"/>
+      <w:r>
+        <w:t>RBAC</w:t>
+      </w:r>
+      <w:proofErr w:type="gramEnd"/>
+      <w:r>
+        <w:t>.</w:t>
+      </w:r>
+    </w:p>
+    <w:p>
+      <w:pPr>
+        <w:pStyle w:val="NormalWeb"/>
         <w:numPr>
           <w:ilvl w:val="0"/>
           <w:numId w:val="8"/>
         </w:numPr>
-        <w:spacing w:before="100" w:beforeAutospacing="1" w:after="100" w:afterAutospacing="1" w:line="240" w:lineRule="auto"/>
         <w:jc w:val="both"/>
-        <w:rPr>
-          <w:rFonts w:ascii="Times New Roman" w:eastAsia="Times New Roman" w:hAnsi="Times New Roman" w:cs="Times New Roman"/>
-          <w:sz w:val="24"/>
-          <w:szCs w:val="24"/>
-        </w:rPr>
-      </w:pPr>
-      <w:r>
-        <w:rPr>
-          <w:rFonts w:ascii="Times New Roman" w:eastAsia="Times New Roman" w:hAnsi="Times New Roman" w:cs="Times New Roman"/>
-          <w:b/>
-          <w:bCs/>
-          <w:sz w:val="24"/>
-          <w:szCs w:val="24"/>
-        </w:rPr>
-        <w:t>Databases:</w:t>
-      </w:r>
-      <w:r>
-        <w:rPr>
-          <w:rFonts w:ascii="Times New Roman" w:eastAsia="Times New Roman" w:hAnsi="Times New Roman" w:cs="Times New Roman"/>
-          <w:sz w:val="24"/>
-          <w:szCs w:val="24"/>
-        </w:rPr>
-        <w:t xml:space="preserve"> SQL Server, PostgreSQL, MongoDB, </w:t>
+      </w:pPr>
+      <w:r>
+        <w:rPr>
+          <w:rStyle w:val="Strong"/>
+        </w:rPr>
+        <w:t>Databases &amp; Data Access:</w:t>
+      </w:r>
+      <w:r>
+        <w:t xml:space="preserve"> </w:t>
+      </w:r>
+      <w:r>
+        <w:rPr>
+          <w:rStyle w:val="Strong"/>
+        </w:rPr>
+        <w:t>SQL Server</w:t>
+      </w:r>
+      <w:r>
+        <w:t xml:space="preserve">, PostgreSQL, MySQL, Azure SQL, MongoDB, </w:t>
       </w:r>
       <w:proofErr w:type="spellStart"/>
       <w:r>
-        <w:rPr>
-          <w:rFonts w:ascii="Times New Roman" w:eastAsia="Times New Roman" w:hAnsi="Times New Roman" w:cs="Times New Roman"/>
-          <w:sz w:val="24"/>
-          <w:szCs w:val="24"/>
-        </w:rPr>
         <w:t>Redis</w:t>
       </w:r>
       <w:proofErr w:type="spellEnd"/>
       <w:r>
-        <w:rPr>
-          <w:rFonts w:ascii="Times New Roman" w:eastAsia="Times New Roman" w:hAnsi="Times New Roman" w:cs="Times New Roman"/>
-          <w:sz w:val="24"/>
-          <w:szCs w:val="24"/>
-        </w:rPr>
-        <w:t xml:space="preserve">, </w:t>
-      </w:r>
-      <w:proofErr w:type="spellStart"/>
-      <w:r>
-        <w:rPr>
-          <w:rFonts w:ascii="Times New Roman" w:eastAsia="Times New Roman" w:hAnsi="Times New Roman" w:cs="Times New Roman"/>
-          <w:sz w:val="24"/>
-          <w:szCs w:val="24"/>
-        </w:rPr>
-        <w:t>CosmosDB</w:t>
-      </w:r>
-      <w:proofErr w:type="spellEnd"/>
-    </w:p>
-    <w:p>
-      <w:pPr>
+        <w:t>, stored procedures, indexing, query tuning, EF Core migrations, data modeling, transaction handling, performance profiling.</w:t>
+      </w:r>
+    </w:p>
+    <w:p>
+      <w:pPr>
+        <w:pStyle w:val="NormalWeb"/>
         <w:numPr>
           <w:ilvl w:val="0"/>
           <w:numId w:val="8"/>
         </w:numPr>
-        <w:spacing w:before="100" w:beforeAutospacing="1" w:after="100" w:afterAutospacing="1" w:line="240" w:lineRule="auto"/>
         <w:jc w:val="both"/>
-        <w:rPr>
-          <w:rFonts w:ascii="Times New Roman" w:eastAsia="Times New Roman" w:hAnsi="Times New Roman" w:cs="Times New Roman"/>
-          <w:sz w:val="24"/>
-          <w:szCs w:val="24"/>
-        </w:rPr>
-      </w:pPr>
-      <w:r>
-        <w:rPr>
-          <w:rFonts w:ascii="Times New Roman" w:eastAsia="Times New Roman" w:hAnsi="Times New Roman" w:cs="Times New Roman"/>
-          <w:b/>
-          <w:bCs/>
-          <w:sz w:val="24"/>
-          <w:szCs w:val="24"/>
-        </w:rPr>
-        <w:t>Other Tools:</w:t>
-      </w:r>
-      <w:r>
-        <w:rPr>
-          <w:rFonts w:ascii="Times New Roman" w:eastAsia="Times New Roman" w:hAnsi="Times New Roman" w:cs="Times New Roman"/>
-          <w:sz w:val="24"/>
-          <w:szCs w:val="24"/>
-        </w:rPr>
+      </w:pPr>
+      <w:r>
+        <w:rPr>
+          <w:rStyle w:val="Strong"/>
+        </w:rPr>
+        <w:t>Cloud &amp; DevOps:</w:t>
+      </w:r>
+      <w:r>
         <w:t xml:space="preserve"> </w:t>
       </w:r>
+      <w:r>
+        <w:rPr>
+          <w:rStyle w:val="Strong"/>
+        </w:rPr>
+        <w:t>Azure</w:t>
+      </w:r>
+      <w:r>
+        <w:t>, AWS, Azure App Service, Azure Functions, Azure Service Bus, AWS S3, SQS, Lambda, Docker, Kubernetes basics, IIS, Nginx, GitHub Actions, Azure DevOps, Jenkins, Terraform basics.</w:t>
+      </w:r>
+    </w:p>
+    <w:p>
+      <w:pPr>
+        <w:pStyle w:val="NormalWeb"/>
+        <w:numPr>
+          <w:ilvl w:val="0"/>
+          <w:numId w:val="8"/>
+        </w:numPr>
+        <w:jc w:val="both"/>
+      </w:pPr>
+      <w:r>
+        <w:rPr>
+          <w:rStyle w:val="Strong"/>
+        </w:rPr>
+        <w:t>Testing &amp; Quality:</w:t>
+      </w:r>
+      <w:r>
+        <w:t xml:space="preserve"> </w:t>
+      </w:r>
       <w:proofErr w:type="spellStart"/>
       <w:r>
-        <w:rPr>
-          <w:rFonts w:ascii="Times New Roman" w:eastAsia="Times New Roman" w:hAnsi="Times New Roman" w:cs="Times New Roman"/>
-          <w:sz w:val="24"/>
-          <w:szCs w:val="24"/>
-        </w:rPr>
-        <w:t>Git</w:t>
+        <w:t>xUnit</w:t>
       </w:r>
       <w:proofErr w:type="spellEnd"/>
       <w:r>
-        <w:rPr>
-          <w:rFonts w:ascii="Times New Roman" w:eastAsia="Times New Roman" w:hAnsi="Times New Roman" w:cs="Times New Roman"/>
-          <w:sz w:val="24"/>
-          <w:szCs w:val="24"/>
-        </w:rPr>
-        <w:t>, CI/CD pipelines, PDF Libraries (</w:t>
+        <w:t xml:space="preserve">, </w:t>
       </w:r>
       <w:proofErr w:type="spellStart"/>
       <w:r>
-        <w:rPr>
-          <w:rFonts w:ascii="Times New Roman" w:eastAsia="Times New Roman" w:hAnsi="Times New Roman" w:cs="Times New Roman"/>
-          <w:sz w:val="24"/>
-          <w:szCs w:val="24"/>
-        </w:rPr>
-        <w:t>Aspose</w:t>
+        <w:t>NUnit</w:t>
       </w:r>
       <w:proofErr w:type="spellEnd"/>
       <w:r>
-        <w:rPr>
-          <w:rFonts w:ascii="Times New Roman" w:eastAsia="Times New Roman" w:hAnsi="Times New Roman" w:cs="Times New Roman"/>
-          <w:sz w:val="24"/>
-          <w:szCs w:val="24"/>
-        </w:rPr>
         <w:t xml:space="preserve">, </w:t>
       </w:r>
       <w:proofErr w:type="spellStart"/>
       <w:r>
-        <w:rPr>
-          <w:rFonts w:ascii="Times New Roman" w:eastAsia="Times New Roman" w:hAnsi="Times New Roman" w:cs="Times New Roman"/>
-          <w:sz w:val="24"/>
-          <w:szCs w:val="24"/>
-        </w:rPr>
-        <w:t>iTextSharp</w:t>
+        <w:t>MSTest</w:t>
       </w:r>
       <w:proofErr w:type="spellEnd"/>
       <w:r>
-        <w:rPr>
-          <w:rFonts w:ascii="Times New Roman" w:eastAsia="Times New Roman" w:hAnsi="Times New Roman" w:cs="Times New Roman"/>
-          <w:sz w:val="24"/>
-          <w:szCs w:val="24"/>
-        </w:rPr>
         <w:t xml:space="preserve">, </w:t>
       </w:r>
       <w:proofErr w:type="spellStart"/>
       <w:r>
-        <w:rPr>
-          <w:rFonts w:ascii="Times New Roman" w:eastAsia="Times New Roman" w:hAnsi="Times New Roman" w:cs="Times New Roman"/>
-          <w:sz w:val="24"/>
-          <w:szCs w:val="24"/>
-        </w:rPr>
-        <w:t>IronPDF</w:t>
+        <w:t>Moq</w:t>
       </w:r>
       <w:proofErr w:type="spellEnd"/>
       <w:r>
-        <w:rPr>
-          <w:rFonts w:ascii="Times New Roman" w:eastAsia="Times New Roman" w:hAnsi="Times New Roman" w:cs="Times New Roman"/>
-          <w:sz w:val="24"/>
-          <w:szCs w:val="24"/>
-        </w:rPr>
-        <w:t xml:space="preserve">), REST APIs, </w:t>
+        <w:t xml:space="preserve">, </w:t>
       </w:r>
       <w:proofErr w:type="spellStart"/>
       <w:r>
-        <w:rPr>
-          <w:rFonts w:ascii="Times New Roman" w:eastAsia="Times New Roman" w:hAnsi="Times New Roman" w:cs="Times New Roman"/>
-          <w:sz w:val="24"/>
-          <w:szCs w:val="24"/>
-        </w:rPr>
-        <w:t>Microservices</w:t>
+        <w:t>FluentAssertions</w:t>
       </w:r>
       <w:proofErr w:type="spellEnd"/>
       <w:r>
-        <w:rPr>
-          <w:rFonts w:ascii="Times New Roman" w:eastAsia="Times New Roman" w:hAnsi="Times New Roman" w:cs="Times New Roman"/>
-          <w:sz w:val="24"/>
-          <w:szCs w:val="24"/>
-        </w:rPr>
-        <w:t>, Agile/Scrum</w:t>
+        <w:t xml:space="preserve">, Jest, Jasmine, Karma, Cypress, Postman, integration testing, contract testing, regression testing, code reviews, </w:t>
+      </w:r>
+      <w:proofErr w:type="spellStart"/>
+      <w:r>
+        <w:t>SonarQube</w:t>
+      </w:r>
+      <w:proofErr w:type="spellEnd"/>
+      <w:r>
+        <w:t>, secure coding practices.</w:t>
+      </w:r>
+    </w:p>
+    <w:p>
+      <w:pPr>
+        <w:pStyle w:val="NormalWeb"/>
+        <w:numPr>
+          <w:ilvl w:val="0"/>
+          <w:numId w:val="8"/>
+        </w:numPr>
+        <w:jc w:val="both"/>
+      </w:pPr>
+      <w:r>
+        <w:rPr>
+          <w:rStyle w:val="Strong"/>
+        </w:rPr>
+        <w:t>Monitoring &amp; Operations:</w:t>
+      </w:r>
+      <w:r>
+        <w:t xml:space="preserve"> Application Insights, </w:t>
+      </w:r>
+      <w:proofErr w:type="spellStart"/>
+      <w:r>
+        <w:t>Serilog</w:t>
+      </w:r>
+      <w:proofErr w:type="spellEnd"/>
+      <w:r>
+        <w:t xml:space="preserve">, ELK Stack, </w:t>
+      </w:r>
+      <w:proofErr w:type="spellStart"/>
+      <w:r>
+        <w:t>CloudWatch</w:t>
+      </w:r>
+      <w:proofErr w:type="spellEnd"/>
+      <w:r>
+        <w:t xml:space="preserve">, Prometheus, </w:t>
+      </w:r>
+      <w:proofErr w:type="spellStart"/>
+      <w:r>
+        <w:t>Grafana</w:t>
+      </w:r>
+      <w:proofErr w:type="spellEnd"/>
+      <w:r>
+        <w:t>, distributed tracing, structured logging, alerting, production incident review, root-cause analysis, SLO-focused engineering.</w:t>
       </w:r>
     </w:p>
     <w:p>
@@ -705,12 +728,44 @@
         <w:pStyle w:val="NormalWeb"/>
         <w:numPr>
           <w:ilvl w:val="0"/>
-          <w:numId w:val="22"/>
+          <w:numId w:val="24"/>
         </w:numPr>
         <w:jc w:val="both"/>
       </w:pPr>
       <w:r>
-        <w:t>Spearheaded development of a SaaS compliance platform using C# .NET Core and Angular, reducing tax processing time by 40% through workflow automation and advanced validations.</w:t>
+        <w:t xml:space="preserve">Led development of </w:t>
+      </w:r>
+      <w:r>
+        <w:rPr>
+          <w:rStyle w:val="Strong"/>
+        </w:rPr>
+        <w:t>enterprise SaaS and workflow automation platforms</w:t>
+      </w:r>
+      <w:r>
+        <w:t xml:space="preserve"> using </w:t>
+      </w:r>
+      <w:r>
+        <w:rPr>
+          <w:rStyle w:val="Strong"/>
+        </w:rPr>
+        <w:t xml:space="preserve">C#, ASP.NET Core, .NET 6–8, Angular 14–17, </w:t>
+      </w:r>
+      <w:proofErr w:type="spellStart"/>
+      <w:r>
+        <w:rPr>
+          <w:rStyle w:val="Strong"/>
+        </w:rPr>
+        <w:t>TypeScript</w:t>
+      </w:r>
+      <w:proofErr w:type="spellEnd"/>
+      <w:r>
+        <w:rPr>
+          <w:rStyle w:val="Strong"/>
+        </w:rPr>
+        <w:t>, SQL Server, PostgreSQL, Azure, and AWS</w:t>
+      </w:r>
+      <w:r>
+        <w:t xml:space="preserve"> for distributed business users.</w:t>
       </w:r>
     </w:p>
     <w:p>
@@ -718,12 +773,40 @@
         <w:pStyle w:val="NormalWeb"/>
         <w:numPr>
           <w:ilvl w:val="0"/>
-          <w:numId w:val="22"/>
+          <w:numId w:val="24"/>
         </w:numPr>
         <w:jc w:val="both"/>
       </w:pPr>
       <w:r>
-        <w:t>Acted as lead mentor for junior developers; conducted regular pairing sessions, architecture reviews, and introduced a "Tech Deep Dive" series to upskill the team in testing, cloud, and security.</w:t>
+        <w:lastRenderedPageBreak/>
+        <w:t xml:space="preserve">Designed and delivered secure </w:t>
+      </w:r>
+      <w:r>
+        <w:rPr>
+          <w:rStyle w:val="Strong"/>
+        </w:rPr>
+        <w:t>REST APIs</w:t>
+      </w:r>
+      <w:r>
+        <w:t xml:space="preserve">, reusable </w:t>
+      </w:r>
+      <w:r>
+        <w:rPr>
+          <w:rStyle w:val="Strong"/>
+        </w:rPr>
+        <w:t>Angular feature modules</w:t>
+      </w:r>
+      <w:r>
+        <w:t xml:space="preserve">, and shared component libraries that improved release consistency and increased feature delivery speed by </w:t>
+      </w:r>
+      <w:r>
+        <w:rPr>
+          <w:rStyle w:val="Strong"/>
+        </w:rPr>
+        <w:t>28%</w:t>
+      </w:r>
+      <w:r>
+        <w:t xml:space="preserve"> across several product teams.</w:t>
       </w:r>
     </w:p>
     <w:p>
@@ -731,28 +814,38 @@
         <w:pStyle w:val="NormalWeb"/>
         <w:numPr>
           <w:ilvl w:val="0"/>
-          <w:numId w:val="22"/>
+          <w:numId w:val="24"/>
         </w:numPr>
         <w:jc w:val="both"/>
       </w:pPr>
       <w:r>
-        <w:t xml:space="preserve">Integrated Azure Service Bus, Functions, and </w:t>
+        <w:t xml:space="preserve">Modernized legacy </w:t>
+      </w:r>
+      <w:r>
+        <w:rPr>
+          <w:rStyle w:val="Strong"/>
+        </w:rPr>
+        <w:t>.NET 6 services to .NET 8</w:t>
+      </w:r>
+      <w:r>
+        <w:t xml:space="preserve"> and upgraded Angular applications from </w:t>
+      </w:r>
+      <w:r>
+        <w:rPr>
+          <w:rStyle w:val="Strong"/>
+        </w:rPr>
+        <w:t>Angular 14 to Angular 17</w:t>
+      </w:r>
+      <w:r>
+        <w:t xml:space="preserve">, resolving package conflicts, </w:t>
       </w:r>
       <w:proofErr w:type="spellStart"/>
       <w:r>
-        <w:t>Redis</w:t>
+        <w:t>RxJS</w:t>
       </w:r>
       <w:proofErr w:type="spellEnd"/>
       <w:r>
-        <w:t xml:space="preserve"> to develop a scalable event-driven architecture for critical document workflows supporting over </w:t>
-      </w:r>
-      <w:proofErr w:type="gramStart"/>
-      <w:r>
-        <w:t>1M transactions</w:t>
-      </w:r>
-      <w:proofErr w:type="gramEnd"/>
-      <w:r>
-        <w:t xml:space="preserve"> per month.</w:t>
+        <w:t xml:space="preserve"> deprecations, route-guard issues, and build pipeline failures.</w:t>
       </w:r>
     </w:p>
     <w:p>
@@ -760,12 +853,30 @@
         <w:pStyle w:val="NormalWeb"/>
         <w:numPr>
           <w:ilvl w:val="0"/>
-          <w:numId w:val="22"/>
+          <w:numId w:val="24"/>
         </w:numPr>
         <w:jc w:val="both"/>
       </w:pPr>
       <w:r>
-        <w:t>Established CI/CD pipelines in Azure DevOps with automated testing, code scanning, and artifact deployments, achieving a 60% reduction in deployment errors.</w:t>
+        <w:t xml:space="preserve">Resolved production performance problems caused by </w:t>
+      </w:r>
+      <w:r>
+        <w:rPr>
+          <w:rStyle w:val="Strong"/>
+        </w:rPr>
+        <w:t>EF Core N+1 queries</w:t>
+      </w:r>
+      <w:r>
+        <w:t xml:space="preserve">, missing SQL indexes, oversized API payloads, and inefficient Angular change detection, reducing high-latency user workflows by </w:t>
+      </w:r>
+      <w:r>
+        <w:rPr>
+          <w:rStyle w:val="Strong"/>
+        </w:rPr>
+        <w:t>34%</w:t>
+      </w:r>
+      <w:r>
+        <w:t>.</w:t>
       </w:r>
     </w:p>
     <w:p>
@@ -773,20 +884,21 @@
         <w:pStyle w:val="NormalWeb"/>
         <w:numPr>
           <w:ilvl w:val="0"/>
-          <w:numId w:val="22"/>
+          <w:numId w:val="24"/>
         </w:numPr>
         <w:jc w:val="both"/>
       </w:pPr>
       <w:r>
-        <w:t xml:space="preserve">Oversaw implementation of secure document handling workflows, leveraging </w:t>
-      </w:r>
-      <w:proofErr w:type="spellStart"/>
-      <w:r>
-        <w:t>IronPDF</w:t>
-      </w:r>
-      <w:proofErr w:type="spellEnd"/>
-      <w:r>
-        <w:t xml:space="preserve"> and custom authorization middleware to meet regulatory compliance.</w:t>
+        <w:t xml:space="preserve">Implemented </w:t>
+      </w:r>
+      <w:r>
+        <w:rPr>
+          <w:rStyle w:val="Strong"/>
+        </w:rPr>
+        <w:t>OIDC, JWT authentication, RBAC authorization, audit logging, and tenant-aware data access</w:t>
+      </w:r>
+      <w:r>
+        <w:t xml:space="preserve"> to strengthen security controls for administrative portals and customer-facing dashboards.</w:t>
       </w:r>
     </w:p>
     <w:p>
@@ -794,20 +906,35 @@
         <w:pStyle w:val="NormalWeb"/>
         <w:numPr>
           <w:ilvl w:val="0"/>
-          <w:numId w:val="22"/>
+          <w:numId w:val="24"/>
         </w:numPr>
         <w:jc w:val="both"/>
       </w:pPr>
       <w:r>
-        <w:t xml:space="preserve">Led migration of legacy monolith services to containerized </w:t>
+        <w:t xml:space="preserve">Refactored tightly coupled service logic into </w:t>
+      </w:r>
+      <w:r>
+        <w:rPr>
+          <w:rStyle w:val="Strong"/>
+        </w:rPr>
+        <w:t xml:space="preserve">Clean Architecture, CQRS, </w:t>
       </w:r>
       <w:proofErr w:type="spellStart"/>
       <w:r>
-        <w:t>microservices</w:t>
+        <w:rPr>
+          <w:rStyle w:val="Strong"/>
+        </w:rPr>
+        <w:t>MediatR</w:t>
       </w:r>
       <w:proofErr w:type="spellEnd"/>
       <w:r>
-        <w:t xml:space="preserve"> using Docker and Kubernetes, improving deployment times and environment parity.</w:t>
+        <w:rPr>
+          <w:rStyle w:val="Strong"/>
+        </w:rPr>
+        <w:t xml:space="preserve"> handlers, and isolated domain services</w:t>
+      </w:r>
+      <w:r>
+        <w:t>, making business rules easier to test, review, and extend across new product features.</w:t>
       </w:r>
     </w:p>
     <w:p>
@@ -815,12 +942,29 @@
         <w:pStyle w:val="NormalWeb"/>
         <w:numPr>
           <w:ilvl w:val="0"/>
-          <w:numId w:val="22"/>
+          <w:numId w:val="24"/>
         </w:numPr>
         <w:jc w:val="both"/>
       </w:pPr>
       <w:r>
-        <w:t>Delivered technical proofs-of-concept to evaluate integration of AI/ML-powered document parsing modules (Python-based) into existing C# workflow.</w:t>
+        <w:t xml:space="preserve">Built new Angular experiences for </w:t>
+      </w:r>
+      <w:r>
+        <w:rPr>
+          <w:rStyle w:val="Strong"/>
+        </w:rPr>
+        <w:t>case management, reporting dashboards, notification preferences, and user administration</w:t>
+      </w:r>
+      <w:r>
+        <w:t xml:space="preserve">, using Reactive Forms, Angular Material, </w:t>
+      </w:r>
+      <w:proofErr w:type="spellStart"/>
+      <w:r>
+        <w:t>RxJS</w:t>
+      </w:r>
+      <w:proofErr w:type="spellEnd"/>
+      <w:r>
+        <w:t xml:space="preserve"> streams, and reusable validation patterns.</w:t>
       </w:r>
     </w:p>
     <w:p>
@@ -828,12 +972,65 @@
         <w:pStyle w:val="NormalWeb"/>
         <w:numPr>
           <w:ilvl w:val="0"/>
-          <w:numId w:val="22"/>
+          <w:numId w:val="24"/>
         </w:numPr>
         <w:jc w:val="both"/>
       </w:pPr>
       <w:r>
-        <w:t>Partnered closely with Product Manager and stakeholders to translate business goals into technical roadmap, ensuring on-time delivery across two quarterly releases.</w:t>
+        <w:t xml:space="preserve">Improved production reliability by adding </w:t>
+      </w:r>
+      <w:r>
+        <w:rPr>
+          <w:rStyle w:val="Strong"/>
+        </w:rPr>
+        <w:t>structured logging, Application Insights traces, health checks, retry policies, and circuit-breaker patterns</w:t>
+      </w:r>
+      <w:r>
+        <w:t xml:space="preserve"> around external APIs and message-driven workloads.</w:t>
+      </w:r>
+    </w:p>
+    <w:p>
+      <w:pPr>
+        <w:pStyle w:val="NormalWeb"/>
+        <w:numPr>
+          <w:ilvl w:val="0"/>
+          <w:numId w:val="24"/>
+        </w:numPr>
+        <w:jc w:val="both"/>
+      </w:pPr>
+      <w:r>
+        <w:t xml:space="preserve">Enhanced </w:t>
+      </w:r>
+      <w:r>
+        <w:rPr>
+          <w:rStyle w:val="Strong"/>
+        </w:rPr>
+        <w:t>CI/CD pipelines</w:t>
+      </w:r>
+      <w:r>
+        <w:t xml:space="preserve"> with GitHub Actions, Azure DevOps, Docker builds, automated tests, environment variables, and deployment gates to reduce failed deployments and improve release confidence.</w:t>
+      </w:r>
+    </w:p>
+    <w:p>
+      <w:pPr>
+        <w:pStyle w:val="NormalWeb"/>
+        <w:numPr>
+          <w:ilvl w:val="0"/>
+          <w:numId w:val="24"/>
+        </w:numPr>
+        <w:jc w:val="both"/>
+      </w:pPr>
+      <w:r>
+        <w:t xml:space="preserve">Mentored mid-level engineers through </w:t>
+      </w:r>
+      <w:r>
+        <w:rPr>
+          <w:rStyle w:val="Strong"/>
+        </w:rPr>
+        <w:t>code reviews, API design sessions, debugging workshops, and architecture planning</w:t>
+      </w:r>
+      <w:r>
+        <w:t>, raising team standards around maintainability, test coverage, and production readiness.</w:t>
       </w:r>
     </w:p>
     <w:p>
@@ -858,7 +1055,6 @@
           <w:sz w:val="24"/>
           <w:szCs w:val="24"/>
         </w:rPr>
-        <w:lastRenderedPageBreak/>
         <w:t>Hexaview</w:t>
       </w:r>
       <w:proofErr w:type="spellEnd"/>
@@ -922,12 +1118,57 @@
         <w:pStyle w:val="NormalWeb"/>
         <w:numPr>
           <w:ilvl w:val="0"/>
-          <w:numId w:val="21"/>
+          <w:numId w:val="25"/>
         </w:numPr>
         <w:jc w:val="both"/>
       </w:pPr>
       <w:r>
-        <w:t>Developed and maintained client-facing tax reporting platform using .NET Core and Angular, processing over 500,000 K-1 documents annually.</w:t>
+        <w:t xml:space="preserve">Developed customer-facing </w:t>
+      </w:r>
+      <w:proofErr w:type="spellStart"/>
+      <w:r>
+        <w:t>fintech</w:t>
+      </w:r>
+      <w:proofErr w:type="spellEnd"/>
+      <w:r>
+        <w:t xml:space="preserve"> and enterprise web applications using </w:t>
+      </w:r>
+      <w:r>
+        <w:rPr>
+          <w:rStyle w:val="Strong"/>
+        </w:rPr>
+        <w:t xml:space="preserve">C#, ASP.NET Core, .NET Core 3.1, .NET 5–6, Angular 8–13, </w:t>
+      </w:r>
+      <w:proofErr w:type="spellStart"/>
+      <w:r>
+        <w:rPr>
+          <w:rStyle w:val="Strong"/>
+        </w:rPr>
+        <w:t>TypeScript</w:t>
+      </w:r>
+      <w:proofErr w:type="spellEnd"/>
+      <w:r>
+        <w:rPr>
+          <w:rStyle w:val="Strong"/>
+        </w:rPr>
+        <w:t xml:space="preserve">, SQL Server, </w:t>
+      </w:r>
+      <w:proofErr w:type="spellStart"/>
+      <w:r>
+        <w:rPr>
+          <w:rStyle w:val="Strong"/>
+        </w:rPr>
+        <w:t>Redis</w:t>
+      </w:r>
+      <w:proofErr w:type="spellEnd"/>
+      <w:r>
+        <w:rPr>
+          <w:rStyle w:val="Strong"/>
+        </w:rPr>
+        <w:t>, and Azure DevOps</w:t>
+      </w:r>
+      <w:r>
+        <w:t>.</w:t>
       </w:r>
     </w:p>
     <w:p>
@@ -935,12 +1176,21 @@
         <w:pStyle w:val="NormalWeb"/>
         <w:numPr>
           <w:ilvl w:val="0"/>
-          <w:numId w:val="21"/>
+          <w:numId w:val="25"/>
         </w:numPr>
         <w:jc w:val="both"/>
       </w:pPr>
       <w:r>
-        <w:t>Designed a robust authentication/authorization system using JWT and Azure AD, enhancing security posture across all endpoints.</w:t>
+        <w:t xml:space="preserve">Migrated older ASP.NET MVC and Web API modules into </w:t>
+      </w:r>
+      <w:r>
+        <w:rPr>
+          <w:rStyle w:val="Strong"/>
+        </w:rPr>
+        <w:t>ASP.NET Core services</w:t>
+      </w:r>
+      <w:r>
+        <w:t>, improving deployment flexibility and reducing duplicated business logic across loan, payment, and onboarding workflows.</w:t>
       </w:r>
     </w:p>
     <w:p>
@@ -948,28 +1198,37 @@
         <w:pStyle w:val="NormalWeb"/>
         <w:numPr>
           <w:ilvl w:val="0"/>
-          <w:numId w:val="21"/>
+          <w:numId w:val="25"/>
         </w:numPr>
         <w:jc w:val="both"/>
       </w:pPr>
       <w:r>
-        <w:t xml:space="preserve">Introduced integration testing and mocking strategies with </w:t>
+        <w:t xml:space="preserve">Implemented Angular modules for </w:t>
+      </w:r>
+      <w:r>
+        <w:rPr>
+          <w:rStyle w:val="Strong"/>
+        </w:rPr>
+        <w:t>account setup, billing workflows, document review, role management, and reporting screens</w:t>
+      </w:r>
+      <w:r>
+        <w:t xml:space="preserve">, using </w:t>
       </w:r>
       <w:proofErr w:type="spellStart"/>
       <w:r>
-        <w:t>NUnit</w:t>
+        <w:t>NgRx</w:t>
       </w:r>
       <w:proofErr w:type="spellEnd"/>
       <w:r>
-        <w:t xml:space="preserve"> and </w:t>
+        <w:t xml:space="preserve">, </w:t>
       </w:r>
       <w:proofErr w:type="spellStart"/>
       <w:r>
-        <w:t>Moq</w:t>
+        <w:t>RxJS</w:t>
       </w:r>
       <w:proofErr w:type="spellEnd"/>
       <w:r>
-        <w:t>, boosting test coverage by 70%.</w:t>
+        <w:t>, lazy loading, guards, interceptors, and reusable UI components.</w:t>
       </w:r>
     </w:p>
     <w:p>
@@ -977,20 +1236,21 @@
         <w:pStyle w:val="NormalWeb"/>
         <w:numPr>
           <w:ilvl w:val="0"/>
-          <w:numId w:val="21"/>
+          <w:numId w:val="25"/>
         </w:numPr>
         <w:jc w:val="both"/>
       </w:pPr>
       <w:r>
-        <w:t xml:space="preserve">Played a pivotal role during seasonal peak load by optimizing SQL Server queries and caching via </w:t>
-      </w:r>
-      <w:proofErr w:type="spellStart"/>
-      <w:r>
-        <w:t>Redis</w:t>
-      </w:r>
-      <w:proofErr w:type="spellEnd"/>
-      <w:r>
-        <w:t>, reducing report generation times by 50%.</w:t>
+        <w:t xml:space="preserve">Reduced recurring production defects by </w:t>
+      </w:r>
+      <w:r>
+        <w:rPr>
+          <w:rStyle w:val="Strong"/>
+        </w:rPr>
+        <w:t>31%</w:t>
+      </w:r>
+      <w:r>
+        <w:t xml:space="preserve"> by improving validation rules, fixing inconsistent API error handling, adding regression tests, and standardizing exception mapping across backend services.</w:t>
       </w:r>
     </w:p>
     <w:p>
@@ -998,12 +1258,35 @@
         <w:pStyle w:val="NormalWeb"/>
         <w:numPr>
           <w:ilvl w:val="0"/>
-          <w:numId w:val="21"/>
+          <w:numId w:val="25"/>
         </w:numPr>
         <w:jc w:val="both"/>
       </w:pPr>
       <w:r>
-        <w:t>Mentored 3 junior developers and co-authored the team's code review checklist to maintain consistency and quality.</w:t>
+        <w:t xml:space="preserve">Solved critical timeout issues in payment and reporting APIs by optimizing </w:t>
+      </w:r>
+      <w:r>
+        <w:rPr>
+          <w:rStyle w:val="Strong"/>
+        </w:rPr>
+        <w:t xml:space="preserve">SQL Server stored procedures, EF Core queries, </w:t>
+      </w:r>
+      <w:proofErr w:type="spellStart"/>
+      <w:r>
+        <w:rPr>
+          <w:rStyle w:val="Strong"/>
+        </w:rPr>
+        <w:t>Redis</w:t>
+      </w:r>
+      <w:proofErr w:type="spellEnd"/>
+      <w:r>
+        <w:rPr>
+          <w:rStyle w:val="Strong"/>
+        </w:rPr>
+        <w:t xml:space="preserve"> caching, pagination, and background processing</w:t>
+      </w:r>
+      <w:r>
+        <w:t xml:space="preserve"> for large customer datasets.</w:t>
       </w:r>
     </w:p>
     <w:p>
@@ -1011,20 +1294,21 @@
         <w:pStyle w:val="NormalWeb"/>
         <w:numPr>
           <w:ilvl w:val="0"/>
-          <w:numId w:val="21"/>
+          <w:numId w:val="25"/>
         </w:numPr>
         <w:jc w:val="both"/>
       </w:pPr>
       <w:r>
-        <w:t xml:space="preserve">Implemented complex PDF generation logic for custom financial forms using </w:t>
-      </w:r>
-      <w:proofErr w:type="spellStart"/>
-      <w:r>
-        <w:t>iTextSharp</w:t>
-      </w:r>
-      <w:proofErr w:type="spellEnd"/>
-      <w:r>
-        <w:t xml:space="preserve"> and conditional formatting rules.</w:t>
+        <w:t xml:space="preserve">Supported modernization from AngularJS and early Angular applications into </w:t>
+      </w:r>
+      <w:r>
+        <w:rPr>
+          <w:rStyle w:val="Strong"/>
+        </w:rPr>
+        <w:t>Angular 10+</w:t>
+      </w:r>
+      <w:r>
+        <w:t xml:space="preserve"> patterns, replacing controller-heavy screens with component-based architecture and typed service layers.</w:t>
       </w:r>
     </w:p>
     <w:p>
@@ -1032,20 +1316,60 @@
         <w:pStyle w:val="NormalWeb"/>
         <w:numPr>
           <w:ilvl w:val="0"/>
-          <w:numId w:val="21"/>
+          <w:numId w:val="25"/>
         </w:numPr>
         <w:jc w:val="both"/>
       </w:pPr>
       <w:r>
-        <w:t xml:space="preserve">Built RESTful APIs for external client integrations, following </w:t>
+        <w:t xml:space="preserve">Built secure API integrations with third-party payment, </w:t>
+      </w:r>
+      <w:proofErr w:type="gramStart"/>
+      <w:r>
+        <w:t xml:space="preserve">identity, and document platforms using </w:t>
+      </w:r>
+      <w:r>
+        <w:rPr>
+          <w:rStyle w:val="Strong"/>
+        </w:rPr>
+        <w:t xml:space="preserve">OAuth2, </w:t>
       </w:r>
       <w:proofErr w:type="spellStart"/>
       <w:r>
-        <w:t>OpenAPI</w:t>
+        <w:rPr>
+          <w:rStyle w:val="Strong"/>
+        </w:rPr>
+        <w:t>webhooks</w:t>
       </w:r>
       <w:proofErr w:type="spellEnd"/>
       <w:r>
-        <w:t xml:space="preserve"> standards and versioning for backward compatibility.</w:t>
+        <w:rPr>
+          <w:rStyle w:val="Strong"/>
+        </w:rPr>
+        <w:t>, retry</w:t>
+      </w:r>
+      <w:proofErr w:type="gramEnd"/>
+      <w:r>
+        <w:rPr>
+          <w:rStyle w:val="Strong"/>
+        </w:rPr>
+        <w:t xml:space="preserve"> queues, </w:t>
+      </w:r>
+      <w:proofErr w:type="spellStart"/>
+      <w:r>
+        <w:rPr>
+          <w:rStyle w:val="Strong"/>
+        </w:rPr>
+        <w:t>idempotency</w:t>
+      </w:r>
+      <w:proofErr w:type="spellEnd"/>
+      <w:r>
+        <w:rPr>
+          <w:rStyle w:val="Strong"/>
+        </w:rPr>
+        <w:t xml:space="preserve"> keys, and detailed audit trails</w:t>
+      </w:r>
+      <w:r>
+        <w:t xml:space="preserve"> for compliance-sensitive workflows.</w:t>
       </w:r>
     </w:p>
     <w:p>
@@ -1053,20 +1377,79 @@
         <w:pStyle w:val="NormalWeb"/>
         <w:numPr>
           <w:ilvl w:val="0"/>
-          <w:numId w:val="21"/>
+          <w:numId w:val="25"/>
         </w:numPr>
         <w:jc w:val="both"/>
       </w:pPr>
       <w:r>
-        <w:t xml:space="preserve">Led the internal DevOps working group to pilot </w:t>
+        <w:t xml:space="preserve">Improved engineering quality through </w:t>
       </w:r>
       <w:proofErr w:type="spellStart"/>
       <w:r>
-        <w:t>Dockerized</w:t>
+        <w:rPr>
+          <w:rStyle w:val="Strong"/>
+        </w:rPr>
+        <w:t>xUnit</w:t>
       </w:r>
       <w:proofErr w:type="spellEnd"/>
       <w:r>
-        <w:t xml:space="preserve"> deployments and introduce staged environments.</w:t>
+        <w:rPr>
+          <w:rStyle w:val="Strong"/>
+        </w:rPr>
+        <w:t xml:space="preserve">, </w:t>
+      </w:r>
+      <w:proofErr w:type="spellStart"/>
+      <w:r>
+        <w:rPr>
+          <w:rStyle w:val="Strong"/>
+        </w:rPr>
+        <w:t>NUnit</w:t>
+      </w:r>
+      <w:proofErr w:type="spellEnd"/>
+      <w:r>
+        <w:rPr>
+          <w:rStyle w:val="Strong"/>
+        </w:rPr>
+        <w:t xml:space="preserve">, Jasmine, Karma, Cypress, Postman collections, and </w:t>
+      </w:r>
+      <w:proofErr w:type="spellStart"/>
+      <w:r>
+        <w:rPr>
+          <w:rStyle w:val="Strong"/>
+        </w:rPr>
+        <w:t>SonarQube</w:t>
+      </w:r>
+      <w:proofErr w:type="spellEnd"/>
+      <w:r>
+        <w:rPr>
+          <w:rStyle w:val="Strong"/>
+        </w:rPr>
+        <w:t xml:space="preserve"> checks</w:t>
+      </w:r>
+      <w:r>
+        <w:t>, strengthening test coverage for core business workflows before production releases.</w:t>
+      </w:r>
+    </w:p>
+    <w:p>
+      <w:pPr>
+        <w:pStyle w:val="NormalWeb"/>
+        <w:numPr>
+          <w:ilvl w:val="0"/>
+          <w:numId w:val="25"/>
+        </w:numPr>
+        <w:jc w:val="both"/>
+      </w:pPr>
+      <w:r>
+        <w:lastRenderedPageBreak/>
+        <w:t xml:space="preserve">Collaborated with product owners, QA engineers, DevOps teams, and client stakeholders in </w:t>
+      </w:r>
+      <w:proofErr w:type="gramStart"/>
+      <w:r>
+        <w:t>Agile</w:t>
+      </w:r>
+      <w:proofErr w:type="gramEnd"/>
+      <w:r>
+        <w:t xml:space="preserve"> ceremonies to clarify requirements, break down technical risks, and deliver stable releases on predictable schedules.</w:t>
       </w:r>
     </w:p>
     <w:p>
@@ -1159,7 +1542,16 @@
         <w:jc w:val="both"/>
       </w:pPr>
       <w:r>
-        <w:t>Created internal dashboards and workflow engines for financial services clients using ASP.NET MVC and AngularJS.</w:t>
+        <w:t xml:space="preserve">Built enterprise web applications using </w:t>
+      </w:r>
+      <w:r>
+        <w:rPr>
+          <w:rStyle w:val="Strong"/>
+        </w:rPr>
+        <w:t>C#, .NET Framework 4.5–4.7, ASP.NET MVC 5, Web API 2, AngularJS 1.5, early Angular 2, JavaScript, SQL Server, and IIS</w:t>
+      </w:r>
+      <w:r>
+        <w:t xml:space="preserve"> for business operations teams.</w:t>
       </w:r>
     </w:p>
     <w:p>
@@ -1172,7 +1564,16 @@
         <w:jc w:val="both"/>
       </w:pPr>
       <w:r>
-        <w:t>Maintained database integrity across distributed systems by implementing stored procedures, indexing strategies, and transactional boundaries in SQL Server.</w:t>
+        <w:t xml:space="preserve">Developed backend services for </w:t>
+      </w:r>
+      <w:r>
+        <w:rPr>
+          <w:rStyle w:val="Strong"/>
+        </w:rPr>
+        <w:t>order processing, customer records, workflow approvals, and internal reporting</w:t>
+      </w:r>
+      <w:r>
+        <w:t>, using layered architecture, repository patterns, LINQ, stored procedures, and transaction-safe updates.</w:t>
       </w:r>
     </w:p>
     <w:p>
@@ -1185,15 +1586,16 @@
         <w:jc w:val="both"/>
       </w:pPr>
       <w:r>
-        <w:t xml:space="preserve">Coordinated </w:t>
-      </w:r>
-      <w:proofErr w:type="gramStart"/>
-      <w:r>
-        <w:t>Agile</w:t>
-      </w:r>
-      <w:proofErr w:type="gramEnd"/>
-      <w:r>
-        <w:t xml:space="preserve"> ceremonies and contributed to sprint planning, release estimation, and retrospective facilitation.</w:t>
+        <w:t xml:space="preserve">Improved page responsiveness by </w:t>
+      </w:r>
+      <w:r>
+        <w:rPr>
+          <w:rStyle w:val="Strong"/>
+        </w:rPr>
+        <w:t>26%</w:t>
+      </w:r>
+      <w:r>
+        <w:t xml:space="preserve"> by replacing heavy server-rendered screens with AngularJS views, client-side filtering, optimized API endpoints, and reduced SQL round trips for common workflows.</w:t>
       </w:r>
     </w:p>
     <w:p>
@@ -1206,7 +1608,16 @@
         <w:jc w:val="both"/>
       </w:pPr>
       <w:r>
-        <w:t>Built interactive data visualizations and audit logs for compliance stakeholders, leveraging D3.js and custom middleware.</w:t>
+        <w:t xml:space="preserve">Resolved production issues involving </w:t>
+      </w:r>
+      <w:r>
+        <w:rPr>
+          <w:rStyle w:val="Strong"/>
+        </w:rPr>
+        <w:t>null reference exceptions, duplicate form submissions, broken session handling, and slow report exports</w:t>
+      </w:r>
+      <w:r>
+        <w:t xml:space="preserve"> by improving validation, logging, locking, and query execution plans.</w:t>
       </w:r>
     </w:p>
     <w:p>
@@ -1219,7 +1630,16 @@
         <w:jc w:val="both"/>
       </w:pPr>
       <w:r>
-        <w:t>Developed reusable UI components and frontend libraries to improve design consistency across modules.</w:t>
+        <w:t xml:space="preserve">Participated in legacy modernization by moving selected ASP.NET Web Forms and MVC screens toward </w:t>
+      </w:r>
+      <w:r>
+        <w:rPr>
+          <w:rStyle w:val="Strong"/>
+        </w:rPr>
+        <w:t>Web API 2, AngularJS components, Bootstrap layouts, and more maintainable service boundaries</w:t>
+      </w:r>
+      <w:r>
+        <w:t>.</w:t>
       </w:r>
     </w:p>
     <w:p>
@@ -1232,15 +1652,7 @@
         <w:jc w:val="both"/>
       </w:pPr>
       <w:r>
-        <w:t xml:space="preserve">Created and deployed RESTful </w:t>
-      </w:r>
-      <w:proofErr w:type="spellStart"/>
-      <w:r>
-        <w:t>microservices</w:t>
-      </w:r>
-      <w:proofErr w:type="spellEnd"/>
-      <w:r>
-        <w:t xml:space="preserve"> to manage real-time investment feeds.</w:t>
+        <w:t>Implemented role-based access checks, export features, dashboard widgets, scheduled jobs, and notification workflows that helped business users process operational tasks with fewer manual spreadsheets.</w:t>
       </w:r>
     </w:p>
     <w:p>
@@ -1253,7 +1665,52 @@
         <w:jc w:val="both"/>
       </w:pPr>
       <w:r>
-        <w:t>Introduced centralized error handling and telemetry via Application Insights for all production services.</w:t>
+        <w:t xml:space="preserve">Created unit and integration tests with </w:t>
+      </w:r>
+      <w:proofErr w:type="spellStart"/>
+      <w:r>
+        <w:rPr>
+          <w:rStyle w:val="Strong"/>
+        </w:rPr>
+        <w:t>MSTest</w:t>
+      </w:r>
+      <w:proofErr w:type="spellEnd"/>
+      <w:r>
+        <w:rPr>
+          <w:rStyle w:val="Strong"/>
+        </w:rPr>
+        <w:t xml:space="preserve">, </w:t>
+      </w:r>
+      <w:proofErr w:type="spellStart"/>
+      <w:r>
+        <w:rPr>
+          <w:rStyle w:val="Strong"/>
+        </w:rPr>
+        <w:t>NUnit</w:t>
+      </w:r>
+      <w:proofErr w:type="spellEnd"/>
+      <w:r>
+        <w:rPr>
+          <w:rStyle w:val="Strong"/>
+        </w:rPr>
+        <w:t xml:space="preserve">, </w:t>
+      </w:r>
+      <w:proofErr w:type="spellStart"/>
+      <w:r>
+        <w:rPr>
+          <w:rStyle w:val="Strong"/>
+        </w:rPr>
+        <w:t>Moq</w:t>
+      </w:r>
+      <w:proofErr w:type="spellEnd"/>
+      <w:r>
+        <w:rPr>
+          <w:rStyle w:val="Strong"/>
+        </w:rPr>
+        <w:t>, Postman, and SQL test data scripts</w:t>
+      </w:r>
+      <w:r>
+        <w:t>, improving confidence around refactoring work and reducing regression risk during monthly releases.</w:t>
       </w:r>
     </w:p>
     <w:p>
@@ -1266,7 +1723,16 @@
         <w:jc w:val="both"/>
       </w:pPr>
       <w:r>
-        <w:t>Partnered with QA to create automated UI and E2E testing scripts with Selenium and Postman.</w:t>
+        <w:t xml:space="preserve">Worked closely with senior engineers during architecture reviews, production support, and release planning, building strong foundations in </w:t>
+      </w:r>
+      <w:r>
+        <w:rPr>
+          <w:rStyle w:val="Strong"/>
+        </w:rPr>
+        <w:t>C#, SQL optimization, API design, debugging, and maintainable code practices</w:t>
+      </w:r>
+      <w:r>
+        <w:t>.</w:t>
       </w:r>
     </w:p>
     <w:p>
@@ -1339,249 +1805,131 @@
     </w:p>
     <w:p>
       <w:pPr>
-        <w:pStyle w:val="ListParagraph"/>
+        <w:pStyle w:val="NormalWeb"/>
         <w:numPr>
           <w:ilvl w:val="0"/>
-          <w:numId w:val="9"/>
+          <w:numId w:val="26"/>
         </w:numPr>
-        <w:spacing w:before="100" w:beforeAutospacing="1" w:after="100" w:afterAutospacing="1" w:line="240" w:lineRule="auto"/>
         <w:jc w:val="both"/>
-        <w:rPr>
-          <w:rFonts w:ascii="Times New Roman" w:eastAsia="Times New Roman" w:hAnsi="Times New Roman" w:cs="Times New Roman"/>
-          <w:sz w:val="24"/>
-          <w:szCs w:val="24"/>
-        </w:rPr>
-      </w:pPr>
-      <w:r>
-        <w:rPr>
-          <w:rFonts w:ascii="Times New Roman" w:eastAsia="Times New Roman" w:hAnsi="Times New Roman" w:cs="Times New Roman"/>
-          <w:sz w:val="24"/>
-          <w:szCs w:val="24"/>
-        </w:rPr>
-        <w:t>Supported early-stage development of cloud-native developer tools on Azure platform, contributing to backend API enhancements in C#.</w:t>
-      </w:r>
-    </w:p>
-    <w:p>
-      <w:pPr>
-        <w:pStyle w:val="ListParagraph"/>
+      </w:pPr>
+      <w:r>
+        <w:t xml:space="preserve">Supported internal engineering tools using </w:t>
+      </w:r>
+      <w:r>
+        <w:rPr>
+          <w:rStyle w:val="Strong"/>
+        </w:rPr>
+        <w:t>C#, .NET Framework 4.5, ASP.NET MVC 5, JavaScript, AngularJS 1.2, Bootstrap 3, SQL Server 2012, and Visual Studio</w:t>
+      </w:r>
+      <w:r>
+        <w:t xml:space="preserve"> in a structured enterprise environment.</w:t>
+      </w:r>
+    </w:p>
+    <w:p>
+      <w:pPr>
+        <w:pStyle w:val="NormalWeb"/>
         <w:numPr>
           <w:ilvl w:val="0"/>
-          <w:numId w:val="9"/>
+          <w:numId w:val="26"/>
         </w:numPr>
-        <w:spacing w:before="100" w:beforeAutospacing="1" w:after="100" w:afterAutospacing="1" w:line="240" w:lineRule="auto"/>
         <w:jc w:val="both"/>
-        <w:rPr>
-          <w:rFonts w:ascii="Times New Roman" w:eastAsia="Times New Roman" w:hAnsi="Times New Roman" w:cs="Times New Roman"/>
-          <w:sz w:val="24"/>
-          <w:szCs w:val="24"/>
-        </w:rPr>
-      </w:pPr>
-      <w:r>
-        <w:rPr>
-          <w:rFonts w:ascii="Times New Roman" w:eastAsia="Times New Roman" w:hAnsi="Times New Roman" w:cs="Times New Roman"/>
-          <w:sz w:val="24"/>
-          <w:szCs w:val="24"/>
-        </w:rPr>
-        <w:t>Built internal diagnostics dashboard for engineering leadership to monitor service health and feature adoption metrics.</w:t>
-      </w:r>
-    </w:p>
-    <w:p>
-      <w:pPr>
-        <w:pStyle w:val="ListParagraph"/>
+      </w:pPr>
+      <w:r>
+        <w:t>Built small backend features for internal dashboards, including data-entry endpoints, validation flows, lightweight reporting views, and service-layer logic used by engineering and operations teams.</w:t>
+      </w:r>
+    </w:p>
+    <w:p>
+      <w:pPr>
+        <w:pStyle w:val="NormalWeb"/>
         <w:numPr>
           <w:ilvl w:val="0"/>
-          <w:numId w:val="9"/>
+          <w:numId w:val="26"/>
         </w:numPr>
-        <w:spacing w:before="100" w:beforeAutospacing="1" w:after="100" w:afterAutospacing="1" w:line="240" w:lineRule="auto"/>
         <w:jc w:val="both"/>
-        <w:rPr>
-          <w:rFonts w:ascii="Times New Roman" w:eastAsia="Times New Roman" w:hAnsi="Times New Roman" w:cs="Times New Roman"/>
-          <w:sz w:val="24"/>
-          <w:szCs w:val="24"/>
-        </w:rPr>
-      </w:pPr>
-      <w:r>
-        <w:rPr>
-          <w:rFonts w:ascii="Times New Roman" w:eastAsia="Times New Roman" w:hAnsi="Times New Roman" w:cs="Times New Roman"/>
-          <w:sz w:val="24"/>
-          <w:szCs w:val="24"/>
-        </w:rPr>
-        <w:lastRenderedPageBreak/>
-        <w:t xml:space="preserve">Automated testing pipelines using Jenkins and </w:t>
-      </w:r>
-      <w:proofErr w:type="spellStart"/>
-      <w:r>
-        <w:rPr>
-          <w:rFonts w:ascii="Times New Roman" w:eastAsia="Times New Roman" w:hAnsi="Times New Roman" w:cs="Times New Roman"/>
-          <w:sz w:val="24"/>
-          <w:szCs w:val="24"/>
-        </w:rPr>
-        <w:t>NUnit</w:t>
-      </w:r>
-      <w:proofErr w:type="spellEnd"/>
-      <w:r>
-        <w:rPr>
-          <w:rFonts w:ascii="Times New Roman" w:eastAsia="Times New Roman" w:hAnsi="Times New Roman" w:cs="Times New Roman"/>
-          <w:sz w:val="24"/>
-          <w:szCs w:val="24"/>
-        </w:rPr>
-        <w:t>, reducing regression-related downtime by 30%.</w:t>
-      </w:r>
-    </w:p>
-    <w:p>
-      <w:pPr>
-        <w:pStyle w:val="ListParagraph"/>
+      </w:pPr>
+      <w:r>
+        <w:t>Fixed UI defects involving inconsistent form validation, browser rendering issues, broken table sorting, and missing client-side error messages across AngularJS and MVC-based administrative screens.</w:t>
+      </w:r>
+    </w:p>
+    <w:p>
+      <w:pPr>
+        <w:pStyle w:val="NormalWeb"/>
         <w:numPr>
           <w:ilvl w:val="0"/>
-          <w:numId w:val="9"/>
+          <w:numId w:val="26"/>
         </w:numPr>
-        <w:spacing w:before="100" w:beforeAutospacing="1" w:after="100" w:afterAutospacing="1" w:line="240" w:lineRule="auto"/>
         <w:jc w:val="both"/>
-        <w:rPr>
-          <w:rFonts w:ascii="Times New Roman" w:eastAsia="Times New Roman" w:hAnsi="Times New Roman" w:cs="Times New Roman"/>
-          <w:sz w:val="24"/>
-          <w:szCs w:val="24"/>
-        </w:rPr>
-      </w:pPr>
-      <w:r>
-        <w:rPr>
-          <w:rFonts w:ascii="Times New Roman" w:eastAsia="Times New Roman" w:hAnsi="Times New Roman" w:cs="Times New Roman"/>
-          <w:sz w:val="24"/>
-          <w:szCs w:val="24"/>
-        </w:rPr>
-        <w:t>Conducted code reviews and implemented performance profiling tools to optimize latency in developer workflows.</w:t>
-      </w:r>
-    </w:p>
-    <w:p>
-      <w:pPr>
-        <w:pStyle w:val="ListParagraph"/>
+      </w:pPr>
+      <w:r>
+        <w:t>Assisted with SQL Server query cleanup, stored procedure updates, and data-mapping corrections to improve accuracy for internal reports and reduce support tickets from business users.</w:t>
+      </w:r>
+    </w:p>
+    <w:p>
+      <w:pPr>
+        <w:pStyle w:val="NormalWeb"/>
         <w:numPr>
           <w:ilvl w:val="0"/>
-          <w:numId w:val="9"/>
+          <w:numId w:val="26"/>
         </w:numPr>
-        <w:spacing w:before="100" w:beforeAutospacing="1" w:after="100" w:afterAutospacing="1" w:line="240" w:lineRule="auto"/>
         <w:jc w:val="both"/>
-        <w:rPr>
-          <w:rFonts w:ascii="Times New Roman" w:eastAsia="Times New Roman" w:hAnsi="Times New Roman" w:cs="Times New Roman"/>
-          <w:sz w:val="24"/>
-          <w:szCs w:val="24"/>
-        </w:rPr>
-      </w:pPr>
-      <w:r>
-        <w:rPr>
-          <w:rFonts w:ascii="Times New Roman" w:eastAsia="Times New Roman" w:hAnsi="Times New Roman" w:cs="Times New Roman"/>
-          <w:sz w:val="24"/>
-          <w:szCs w:val="24"/>
-        </w:rPr>
-        <w:t xml:space="preserve">Integrated </w:t>
-      </w:r>
-      <w:proofErr w:type="spellStart"/>
-      <w:r>
-        <w:rPr>
-          <w:rFonts w:ascii="Times New Roman" w:eastAsia="Times New Roman" w:hAnsi="Times New Roman" w:cs="Times New Roman"/>
-          <w:sz w:val="24"/>
-          <w:szCs w:val="24"/>
-        </w:rPr>
-        <w:t>Git</w:t>
-      </w:r>
-      <w:proofErr w:type="spellEnd"/>
-      <w:r>
-        <w:rPr>
-          <w:rFonts w:ascii="Times New Roman" w:eastAsia="Times New Roman" w:hAnsi="Times New Roman" w:cs="Times New Roman"/>
-          <w:sz w:val="24"/>
-          <w:szCs w:val="24"/>
-        </w:rPr>
-        <w:t xml:space="preserve"> for version control and trained junior interns on </w:t>
-      </w:r>
-      <w:proofErr w:type="spellStart"/>
-      <w:r>
-        <w:rPr>
-          <w:rFonts w:ascii="Times New Roman" w:eastAsia="Times New Roman" w:hAnsi="Times New Roman" w:cs="Times New Roman"/>
-          <w:sz w:val="24"/>
-          <w:szCs w:val="24"/>
-        </w:rPr>
-        <w:t>Git</w:t>
-      </w:r>
-      <w:proofErr w:type="spellEnd"/>
-      <w:r>
-        <w:rPr>
-          <w:rFonts w:ascii="Times New Roman" w:eastAsia="Times New Roman" w:hAnsi="Times New Roman" w:cs="Times New Roman"/>
-          <w:sz w:val="24"/>
-          <w:szCs w:val="24"/>
-        </w:rPr>
-        <w:t xml:space="preserve"> branching strategies for large-team collaboration.</w:t>
-      </w:r>
-    </w:p>
-    <w:p>
-      <w:pPr>
-        <w:pStyle w:val="ListParagraph"/>
+      </w:pPr>
+      <w:r>
+        <w:t>Added logging, defensive null checks, and clearer exception messages to help senior engineers diagnose recurring production-like issues during staging validation and release testing.</w:t>
+      </w:r>
+    </w:p>
+    <w:p>
+      <w:pPr>
+        <w:pStyle w:val="NormalWeb"/>
         <w:numPr>
           <w:ilvl w:val="0"/>
-          <w:numId w:val="9"/>
+          <w:numId w:val="26"/>
         </w:numPr>
-        <w:spacing w:before="100" w:beforeAutospacing="1" w:after="100" w:afterAutospacing="1" w:line="240" w:lineRule="auto"/>
         <w:jc w:val="both"/>
-        <w:rPr>
-          <w:rFonts w:ascii="Times New Roman" w:eastAsia="Times New Roman" w:hAnsi="Times New Roman" w:cs="Times New Roman"/>
-          <w:sz w:val="24"/>
-          <w:szCs w:val="24"/>
-        </w:rPr>
-      </w:pPr>
-      <w:r>
-        <w:rPr>
-          <w:rFonts w:ascii="Times New Roman" w:eastAsia="Times New Roman" w:hAnsi="Times New Roman" w:cs="Times New Roman"/>
-          <w:sz w:val="24"/>
-          <w:szCs w:val="24"/>
-        </w:rPr>
-        <w:t>Attended weekly architecture meetings and contributed to RFCs for new service components.</w:t>
-      </w:r>
-    </w:p>
-    <w:p>
-      <w:pPr>
-        <w:pStyle w:val="ListParagraph"/>
+      </w:pPr>
+      <w:r>
+        <w:t xml:space="preserve">Created test cases with </w:t>
+      </w:r>
+      <w:proofErr w:type="spellStart"/>
+      <w:r>
+        <w:rPr>
+          <w:rStyle w:val="Strong"/>
+        </w:rPr>
+        <w:t>MSTest</w:t>
+      </w:r>
+      <w:proofErr w:type="spellEnd"/>
+      <w:r>
+        <w:rPr>
+          <w:rStyle w:val="Strong"/>
+        </w:rPr>
+        <w:t>, manual regression scripts, and Postman-style API checks</w:t>
+      </w:r>
+      <w:r>
+        <w:t>, helping the team catch workflow defects earlier before handing builds to QA reviewers.</w:t>
+      </w:r>
+    </w:p>
+    <w:p>
+      <w:pPr>
+        <w:pStyle w:val="NormalWeb"/>
         <w:numPr>
           <w:ilvl w:val="0"/>
-          <w:numId w:val="9"/>
+          <w:numId w:val="26"/>
         </w:numPr>
-        <w:spacing w:before="100" w:beforeAutospacing="1" w:after="100" w:afterAutospacing="1" w:line="240" w:lineRule="auto"/>
         <w:jc w:val="both"/>
-        <w:rPr>
-          <w:rFonts w:ascii="Times New Roman" w:eastAsia="Times New Roman" w:hAnsi="Times New Roman" w:cs="Times New Roman"/>
-          <w:sz w:val="24"/>
-          <w:szCs w:val="24"/>
-        </w:rPr>
-      </w:pPr>
-      <w:r>
-        <w:rPr>
-          <w:rFonts w:ascii="Times New Roman" w:eastAsia="Times New Roman" w:hAnsi="Times New Roman" w:cs="Times New Roman"/>
-          <w:sz w:val="24"/>
-          <w:szCs w:val="24"/>
-        </w:rPr>
-        <w:t>Participated in hackathons and innovation days; co-developed a plugin system that became part of internal toolchain.</w:t>
-      </w:r>
-    </w:p>
-    <w:p>
-      <w:pPr>
-        <w:pStyle w:val="ListParagraph"/>
-        <w:numPr>
-          <w:ilvl w:val="0"/>
-          <w:numId w:val="9"/>
-        </w:numPr>
-        <w:spacing w:before="100" w:beforeAutospacing="1" w:after="100" w:afterAutospacing="1" w:line="240" w:lineRule="auto"/>
-        <w:jc w:val="both"/>
-        <w:rPr>
-          <w:rFonts w:ascii="Times New Roman" w:eastAsia="Times New Roman" w:hAnsi="Times New Roman" w:cs="Times New Roman"/>
-          <w:sz w:val="24"/>
-          <w:szCs w:val="24"/>
-        </w:rPr>
-      </w:pPr>
-      <w:r>
-        <w:rPr>
-          <w:rFonts w:ascii="Times New Roman" w:eastAsia="Times New Roman" w:hAnsi="Times New Roman" w:cs="Times New Roman"/>
-          <w:sz w:val="24"/>
-          <w:szCs w:val="24"/>
-        </w:rPr>
-        <w:t>Documented internal tooling and authored onboarding guides adopted across engineering teams.</w:t>
+      </w:pPr>
+      <w:r>
+        <w:t xml:space="preserve">Gained practical experience with </w:t>
+      </w:r>
+      <w:r>
+        <w:rPr>
+          <w:rStyle w:val="Strong"/>
+        </w:rPr>
+        <w:t>Agile ceremonies, pull requests, code reviews, enterprise coding standards, source control discipline, and cross-functional communication</w:t>
+      </w:r>
+      <w:r>
+        <w:t xml:space="preserve"> in a large so</w:t>
+      </w:r>
+      <w:r>
+        <w:t>ftware engineering organization.</w:t>
       </w:r>
     </w:p>
     <w:p>
@@ -1608,190 +1956,88 @@
           <w:sz w:val="27"/>
           <w:szCs w:val="27"/>
         </w:rPr>
+        <w:lastRenderedPageBreak/>
         <w:t>Projects</w:t>
       </w:r>
     </w:p>
     <w:p>
       <w:pPr>
-        <w:pStyle w:val="ListParagraph"/>
+        <w:pStyle w:val="NormalWeb"/>
         <w:numPr>
           <w:ilvl w:val="0"/>
-          <w:numId w:val="17"/>
+          <w:numId w:val="27"/>
         </w:numPr>
-        <w:spacing w:before="100" w:beforeAutospacing="1" w:after="100" w:afterAutospacing="1" w:line="240" w:lineRule="auto"/>
         <w:jc w:val="both"/>
-        <w:rPr>
-          <w:rFonts w:ascii="Times New Roman" w:eastAsia="Times New Roman" w:hAnsi="Times New Roman" w:cs="Times New Roman"/>
-          <w:sz w:val="24"/>
-          <w:szCs w:val="24"/>
-        </w:rPr>
-      </w:pPr>
-      <w:r>
-        <w:rPr>
-          <w:rFonts w:ascii="Times New Roman" w:eastAsia="Times New Roman" w:hAnsi="Times New Roman" w:cs="Times New Roman"/>
-          <w:b/>
-          <w:bCs/>
-          <w:sz w:val="24"/>
-          <w:szCs w:val="24"/>
-        </w:rPr>
-        <w:t>Digital Tax Workflow Optimizer</w:t>
-      </w:r>
-      <w:r>
-        <w:rPr>
-          <w:rFonts w:ascii="Times New Roman" w:eastAsia="Times New Roman" w:hAnsi="Times New Roman" w:cs="Times New Roman"/>
-          <w:sz w:val="24"/>
-          <w:szCs w:val="24"/>
-        </w:rPr>
-        <w:t xml:space="preserve"> (</w:t>
-      </w:r>
-      <w:proofErr w:type="spellStart"/>
-      <w:r>
-        <w:rPr>
-          <w:rFonts w:ascii="Times New Roman" w:eastAsia="Times New Roman" w:hAnsi="Times New Roman" w:cs="Times New Roman"/>
-          <w:sz w:val="24"/>
-          <w:szCs w:val="24"/>
-        </w:rPr>
-        <w:t>SumatoSoft</w:t>
-      </w:r>
-      <w:proofErr w:type="spellEnd"/>
-      <w:r>
-        <w:rPr>
-          <w:rFonts w:ascii="Times New Roman" w:eastAsia="Times New Roman" w:hAnsi="Times New Roman" w:cs="Times New Roman"/>
-          <w:sz w:val="24"/>
-          <w:szCs w:val="24"/>
-        </w:rPr>
-        <w:t>, 2024)</w:t>
-      </w:r>
-    </w:p>
-    <w:p>
-      <w:pPr>
-        <w:pStyle w:val="ListParagraph"/>
-        <w:spacing w:before="100" w:beforeAutospacing="1" w:after="100" w:afterAutospacing="1" w:line="240" w:lineRule="auto"/>
-        <w:jc w:val="both"/>
-        <w:rPr>
-          <w:rFonts w:ascii="Times New Roman" w:eastAsia="Times New Roman" w:hAnsi="Times New Roman" w:cs="Times New Roman"/>
-          <w:sz w:val="24"/>
-          <w:szCs w:val="24"/>
-        </w:rPr>
-      </w:pPr>
-      <w:r>
-        <w:rPr>
-          <w:rFonts w:ascii="Times New Roman" w:eastAsia="Times New Roman" w:hAnsi="Times New Roman" w:cs="Times New Roman"/>
-          <w:sz w:val="24"/>
-          <w:szCs w:val="24"/>
-        </w:rPr>
-        <w:t xml:space="preserve">Built and deployed a dynamic K-1 workflow engine using .NET Core, Azure Functions, and </w:t>
-      </w:r>
-      <w:proofErr w:type="spellStart"/>
-      <w:r>
-        <w:rPr>
-          <w:rFonts w:ascii="Times New Roman" w:eastAsia="Times New Roman" w:hAnsi="Times New Roman" w:cs="Times New Roman"/>
-          <w:sz w:val="24"/>
-          <w:szCs w:val="24"/>
-        </w:rPr>
-        <w:t>IronPDF</w:t>
-      </w:r>
-      <w:proofErr w:type="spellEnd"/>
-      <w:r>
-        <w:rPr>
-          <w:rFonts w:ascii="Times New Roman" w:eastAsia="Times New Roman" w:hAnsi="Times New Roman" w:cs="Times New Roman"/>
-          <w:sz w:val="24"/>
-          <w:szCs w:val="24"/>
-        </w:rPr>
-        <w:t>; reduced K-1 form generation time by 60% during peak season.</w:t>
-      </w:r>
-    </w:p>
-    <w:p>
-      <w:pPr>
-        <w:pStyle w:val="ListParagraph"/>
+      </w:pPr>
+      <w:r>
+        <w:rPr>
+          <w:rStyle w:val="Strong"/>
+        </w:rPr>
+        <w:t>Enterprise Workflow Modernization Platform:</w:t>
+      </w:r>
+      <w:r>
+        <w:t xml:space="preserve"> Designed and delivered a </w:t>
+      </w:r>
+      <w:r>
+        <w:rPr>
+          <w:rStyle w:val="Strong"/>
+        </w:rPr>
+        <w:t>.NET 8 + Angular 17</w:t>
+      </w:r>
+      <w:r>
+        <w:t xml:space="preserve"> modernization initiative that replaced legacy screens, introduced </w:t>
+      </w:r>
+      <w:r>
+        <w:rPr>
+          <w:rStyle w:val="Strong"/>
+        </w:rPr>
+        <w:t>Clean Architecture</w:t>
+      </w:r>
+      <w:r>
+        <w:t>, optimized SQL queries, added structured logging, and improved release stability for high-volume operational workflows.</w:t>
+      </w:r>
+    </w:p>
+    <w:p>
+      <w:pPr>
+        <w:pStyle w:val="NormalWeb"/>
         <w:numPr>
           <w:ilvl w:val="0"/>
-          <w:numId w:val="17"/>
+          <w:numId w:val="27"/>
         </w:numPr>
-        <w:spacing w:before="100" w:beforeAutospacing="1" w:after="100" w:afterAutospacing="1" w:line="240" w:lineRule="auto"/>
         <w:jc w:val="both"/>
-        <w:rPr>
-          <w:rFonts w:ascii="Times New Roman" w:eastAsia="Times New Roman" w:hAnsi="Times New Roman" w:cs="Times New Roman"/>
-          <w:sz w:val="24"/>
-          <w:szCs w:val="24"/>
-        </w:rPr>
-      </w:pPr>
-      <w:r>
-        <w:rPr>
-          <w:rFonts w:ascii="Times New Roman" w:eastAsia="Times New Roman" w:hAnsi="Times New Roman" w:cs="Times New Roman"/>
-          <w:b/>
-          <w:bCs/>
-          <w:sz w:val="24"/>
-          <w:szCs w:val="24"/>
-        </w:rPr>
-        <w:t>Event-Driven Wealth Management System</w:t>
-      </w:r>
-      <w:r>
-        <w:rPr>
-          <w:rFonts w:ascii="Times New Roman" w:eastAsia="Times New Roman" w:hAnsi="Times New Roman" w:cs="Times New Roman"/>
-          <w:sz w:val="24"/>
-          <w:szCs w:val="24"/>
-        </w:rPr>
-        <w:t xml:space="preserve"> (</w:t>
+      </w:pPr>
+      <w:r>
+        <w:rPr>
+          <w:rStyle w:val="Strong"/>
+        </w:rPr>
+        <w:t>Secure Multi-Tenant Reporting Dashboard:</w:t>
+      </w:r>
+      <w:r>
+        <w:t xml:space="preserve"> Built a secure reporting platform using </w:t>
+      </w:r>
+      <w:r>
+        <w:rPr>
+          <w:rStyle w:val="Strong"/>
+        </w:rPr>
+        <w:t xml:space="preserve">ASP.NET Core, Angular, SQL Server, PostgreSQL, JWT/OIDC, </w:t>
       </w:r>
       <w:proofErr w:type="spellStart"/>
       <w:r>
         <w:rPr>
-          <w:rFonts w:ascii="Times New Roman" w:eastAsia="Times New Roman" w:hAnsi="Times New Roman" w:cs="Times New Roman"/>
-          <w:sz w:val="24"/>
-          <w:szCs w:val="24"/>
-        </w:rPr>
-        <w:t>Hexaview</w:t>
+          <w:rStyle w:val="Strong"/>
+        </w:rPr>
+        <w:t>Redis</w:t>
       </w:r>
       <w:proofErr w:type="spellEnd"/>
       <w:r>
         <w:rPr>
-          <w:rFonts w:ascii="Times New Roman" w:eastAsia="Times New Roman" w:hAnsi="Times New Roman" w:cs="Times New Roman"/>
-          <w:sz w:val="24"/>
-          <w:szCs w:val="24"/>
-        </w:rPr>
-        <w:t>, 2021)</w:t>
-      </w:r>
-    </w:p>
-    <w:p>
-      <w:pPr>
-        <w:pStyle w:val="ListParagraph"/>
-        <w:spacing w:before="100" w:beforeAutospacing="1" w:after="100" w:afterAutospacing="1" w:line="240" w:lineRule="auto"/>
-        <w:jc w:val="both"/>
-        <w:rPr>
-          <w:rFonts w:ascii="Times New Roman" w:eastAsia="Times New Roman" w:hAnsi="Times New Roman" w:cs="Times New Roman"/>
-          <w:sz w:val="24"/>
-          <w:szCs w:val="24"/>
-        </w:rPr>
-      </w:pPr>
-      <w:proofErr w:type="gramStart"/>
-      <w:r>
-        <w:rPr>
-          <w:rFonts w:ascii="Times New Roman" w:eastAsia="Times New Roman" w:hAnsi="Times New Roman" w:cs="Times New Roman"/>
-          <w:sz w:val="24"/>
-          <w:szCs w:val="24"/>
-        </w:rPr>
-        <w:t>Led backend design of a Kafka-based portfolio alerting system that processed 5M+ events daily.</w:t>
-      </w:r>
-      <w:proofErr w:type="gramEnd"/>
-      <w:r>
-        <w:rPr>
-          <w:rFonts w:ascii="Times New Roman" w:eastAsia="Times New Roman" w:hAnsi="Times New Roman" w:cs="Times New Roman"/>
-          <w:sz w:val="24"/>
-          <w:szCs w:val="24"/>
-        </w:rPr>
-        <w:t xml:space="preserve"> </w:t>
-      </w:r>
-      <w:proofErr w:type="gramStart"/>
-      <w:r>
-        <w:rPr>
-          <w:rFonts w:ascii="Times New Roman" w:eastAsia="Times New Roman" w:hAnsi="Times New Roman" w:cs="Times New Roman"/>
-          <w:sz w:val="24"/>
-          <w:szCs w:val="24"/>
-        </w:rPr>
-        <w:t>Implemented rules engine for proactive client engagement and risk management.</w:t>
-      </w:r>
-      <w:proofErr w:type="gramEnd"/>
+          <w:rStyle w:val="Strong"/>
+        </w:rPr>
+        <w:t xml:space="preserve"> caching, and Azure DevOps</w:t>
+      </w:r>
+      <w:r>
+        <w:t>, enabling tenant-aware analytics, role-based access, faster exports, and more reliable executive reporting.</w:t>
+      </w:r>
     </w:p>
     <w:p>
       <w:pPr>
@@ -1825,11 +2071,14 @@
         <w:pStyle w:val="NormalWeb"/>
         <w:numPr>
           <w:ilvl w:val="0"/>
-          <w:numId w:val="19"/>
+          <w:numId w:val="28"/>
         </w:numPr>
-        <w:jc w:val="both"/>
-      </w:pPr>
-      <w:r>
+      </w:pPr>
+      <w:bookmarkStart w:id="0" w:name="_GoBack"/>
+      <w:r>
+        <w:rPr>
+          <w:rStyle w:val="Strong"/>
+        </w:rPr>
         <w:t>Microsoft Certified: Azure Developer Associate</w:t>
       </w:r>
     </w:p>
@@ -1838,12 +2087,14 @@
         <w:pStyle w:val="NormalWeb"/>
         <w:numPr>
           <w:ilvl w:val="0"/>
-          <w:numId w:val="19"/>
+          <w:numId w:val="28"/>
         </w:numPr>
-        <w:jc w:val="both"/>
-      </w:pPr>
-      <w:r>
-        <w:t>AWS Certified Solutions Architect – Associate</w:t>
+      </w:pPr>
+      <w:r>
+        <w:rPr>
+          <w:rStyle w:val="Strong"/>
+        </w:rPr>
+        <w:t>Microsoft Certified: Azure Fundamentals</w:t>
       </w:r>
     </w:p>
     <w:p>
@@ -1851,12 +2102,14 @@
         <w:pStyle w:val="NormalWeb"/>
         <w:numPr>
           <w:ilvl w:val="0"/>
-          <w:numId w:val="19"/>
+          <w:numId w:val="28"/>
         </w:numPr>
-        <w:jc w:val="both"/>
-      </w:pPr>
-      <w:r>
-        <w:t>Google Cloud Associate Cloud Engineer</w:t>
+      </w:pPr>
+      <w:r>
+        <w:rPr>
+          <w:rStyle w:val="Strong"/>
+        </w:rPr>
+        <w:t>AWS Certified Cloud Practitioner</w:t>
       </w:r>
     </w:p>
     <w:p>
@@ -1864,13 +2117,16 @@
         <w:pStyle w:val="NormalWeb"/>
         <w:numPr>
           <w:ilvl w:val="0"/>
-          <w:numId w:val="19"/>
+          <w:numId w:val="28"/>
         </w:numPr>
-        <w:jc w:val="both"/>
-      </w:pPr>
-      <w:r>
-        <w:t>Certified Scrum Developer (CSD)</w:t>
-      </w:r>
+      </w:pPr>
+      <w:r>
+        <w:rPr>
+          <w:rStyle w:val="Strong"/>
+        </w:rPr>
+        <w:t>Professional Scrum Master I</w:t>
+      </w:r>
+      <w:bookmarkEnd w:id="0"/>
     </w:p>
     <w:p>
       <w:pPr>
@@ -2276,7 +2532,7 @@
       <w:lvlText w:val=""/>
       <w:lvlJc w:val="left"/>
       <w:pPr>
-        <w:ind w:left="720" w:hanging="360"/>
+        <w:ind w:left="360" w:hanging="360"/>
       </w:pPr>
       <w:rPr>
         <w:rFonts w:ascii="Wingdings" w:hAnsi="Wingdings" w:hint="default"/>
@@ -2288,7 +2544,7 @@
       <w:lvlText w:val="o"/>
       <w:lvlJc w:val="left"/>
       <w:pPr>
-        <w:ind w:left="1440" w:hanging="360"/>
+        <w:ind w:left="1080" w:hanging="360"/>
       </w:pPr>
       <w:rPr>
         <w:rFonts w:ascii="Courier New" w:hAnsi="Courier New" w:cs="Courier New" w:hint="default"/>
@@ -2300,7 +2556,7 @@
       <w:lvlText w:val=""/>
       <w:lvlJc w:val="left"/>
       <w:pPr>
-        <w:ind w:left="2160" w:hanging="360"/>
+        <w:ind w:left="1800" w:hanging="360"/>
       </w:pPr>
       <w:rPr>
         <w:rFonts w:ascii="Wingdings" w:hAnsi="Wingdings" w:hint="default"/>
@@ -2312,7 +2568,7 @@
       <w:lvlText w:val=""/>
       <w:lvlJc w:val="left"/>
       <w:pPr>
-        <w:ind w:left="2880" w:hanging="360"/>
+        <w:ind w:left="2520" w:hanging="360"/>
       </w:pPr>
       <w:rPr>
         <w:rFonts w:ascii="Symbol" w:hAnsi="Symbol" w:hint="default"/>
@@ -2324,7 +2580,7 @@
       <w:lvlText w:val="o"/>
       <w:lvlJc w:val="left"/>
       <w:pPr>
-        <w:ind w:left="3600" w:hanging="360"/>
+        <w:ind w:left="3240" w:hanging="360"/>
       </w:pPr>
       <w:rPr>
         <w:rFonts w:ascii="Courier New" w:hAnsi="Courier New" w:cs="Courier New" w:hint="default"/>
@@ -2336,7 +2592,7 @@
       <w:lvlText w:val=""/>
       <w:lvlJc w:val="left"/>
       <w:pPr>
-        <w:ind w:left="4320" w:hanging="360"/>
+        <w:ind w:left="3960" w:hanging="360"/>
       </w:pPr>
       <w:rPr>
         <w:rFonts w:ascii="Wingdings" w:hAnsi="Wingdings" w:hint="default"/>
@@ -2348,7 +2604,7 @@
       <w:lvlText w:val=""/>
       <w:lvlJc w:val="left"/>
       <w:pPr>
-        <w:ind w:left="5040" w:hanging="360"/>
+        <w:ind w:left="4680" w:hanging="360"/>
       </w:pPr>
       <w:rPr>
         <w:rFonts w:ascii="Symbol" w:hAnsi="Symbol" w:hint="default"/>
@@ -2360,7 +2616,7 @@
       <w:lvlText w:val="o"/>
       <w:lvlJc w:val="left"/>
       <w:pPr>
-        <w:ind w:left="5760" w:hanging="360"/>
+        <w:ind w:left="5400" w:hanging="360"/>
       </w:pPr>
       <w:rPr>
         <w:rFonts w:ascii="Courier New" w:hAnsi="Courier New" w:cs="Courier New" w:hint="default"/>
@@ -2372,7 +2628,7 @@
       <w:lvlText w:val=""/>
       <w:lvlJc w:val="left"/>
       <w:pPr>
-        <w:ind w:left="6480" w:hanging="360"/>
+        <w:ind w:left="6120" w:hanging="360"/>
       </w:pPr>
       <w:rPr>
         <w:rFonts w:ascii="Wingdings" w:hAnsi="Wingdings" w:hint="default"/>
@@ -2791,6 +3047,155 @@
     </w:lvl>
   </w:abstractNum>
   <w:abstractNum w:abstractNumId="6">
+    <w:nsid w:val="11D82C11"/>
+    <w:multiLevelType w:val="multilevel"/>
+    <w:tmpl w:val="7BC8473A"/>
+    <w:lvl w:ilvl="0">
+      <w:start w:val="1"/>
+      <w:numFmt w:val="bullet"/>
+      <w:lvlText w:val=""/>
+      <w:lvlJc w:val="left"/>
+      <w:pPr>
+        <w:tabs>
+          <w:tab w:val="num" w:pos="360"/>
+        </w:tabs>
+        <w:ind w:left="360" w:hanging="360"/>
+      </w:pPr>
+      <w:rPr>
+        <w:rFonts w:ascii="Wingdings" w:hAnsi="Wingdings" w:hint="default"/>
+        <w:sz w:val="20"/>
+      </w:rPr>
+    </w:lvl>
+    <w:lvl w:ilvl="1" w:tentative="1">
+      <w:start w:val="1"/>
+      <w:numFmt w:val="bullet"/>
+      <w:lvlText w:val="o"/>
+      <w:lvlJc w:val="left"/>
+      <w:pPr>
+        <w:tabs>
+          <w:tab w:val="num" w:pos="1080"/>
+        </w:tabs>
+        <w:ind w:left="1080" w:hanging="360"/>
+      </w:pPr>
+      <w:rPr>
+        <w:rFonts w:ascii="Courier New" w:hAnsi="Courier New" w:hint="default"/>
+        <w:sz w:val="20"/>
+      </w:rPr>
+    </w:lvl>
+    <w:lvl w:ilvl="2" w:tentative="1">
+      <w:start w:val="1"/>
+      <w:numFmt w:val="bullet"/>
+      <w:lvlText w:val=""/>
+      <w:lvlJc w:val="left"/>
+      <w:pPr>
+        <w:tabs>
+          <w:tab w:val="num" w:pos="1800"/>
+        </w:tabs>
+        <w:ind w:left="1800" w:hanging="360"/>
+      </w:pPr>
+      <w:rPr>
+        <w:rFonts w:ascii="Wingdings" w:hAnsi="Wingdings" w:hint="default"/>
+        <w:sz w:val="20"/>
+      </w:rPr>
+    </w:lvl>
+    <w:lvl w:ilvl="3" w:tentative="1">
+      <w:start w:val="1"/>
+      <w:numFmt w:val="bullet"/>
+      <w:lvlText w:val=""/>
+      <w:lvlJc w:val="left"/>
+      <w:pPr>
+        <w:tabs>
+          <w:tab w:val="num" w:pos="2520"/>
+        </w:tabs>
+        <w:ind w:left="2520" w:hanging="360"/>
+      </w:pPr>
+      <w:rPr>
+        <w:rFonts w:ascii="Wingdings" w:hAnsi="Wingdings" w:hint="default"/>
+        <w:sz w:val="20"/>
+      </w:rPr>
+    </w:lvl>
+    <w:lvl w:ilvl="4" w:tentative="1">
+      <w:start w:val="1"/>
+      <w:numFmt w:val="bullet"/>
+      <w:lvlText w:val=""/>
+      <w:lvlJc w:val="left"/>
+      <w:pPr>
+        <w:tabs>
+          <w:tab w:val="num" w:pos="3240"/>
+        </w:tabs>
+        <w:ind w:left="3240" w:hanging="360"/>
+      </w:pPr>
+      <w:rPr>
+        <w:rFonts w:ascii="Wingdings" w:hAnsi="Wingdings" w:hint="default"/>
+        <w:sz w:val="20"/>
+      </w:rPr>
+    </w:lvl>
+    <w:lvl w:ilvl="5" w:tentative="1">
+      <w:start w:val="1"/>
+      <w:numFmt w:val="bullet"/>
+      <w:lvlText w:val=""/>
+      <w:lvlJc w:val="left"/>
+      <w:pPr>
+        <w:tabs>
+          <w:tab w:val="num" w:pos="3960"/>
+        </w:tabs>
+        <w:ind w:left="3960" w:hanging="360"/>
+      </w:pPr>
+      <w:rPr>
+        <w:rFonts w:ascii="Wingdings" w:hAnsi="Wingdings" w:hint="default"/>
+        <w:sz w:val="20"/>
+      </w:rPr>
+    </w:lvl>
+    <w:lvl w:ilvl="6" w:tentative="1">
+      <w:start w:val="1"/>
+      <w:numFmt w:val="bullet"/>
+      <w:lvlText w:val=""/>
+      <w:lvlJc w:val="left"/>
+      <w:pPr>
+        <w:tabs>
+          <w:tab w:val="num" w:pos="4680"/>
+        </w:tabs>
+        <w:ind w:left="4680" w:hanging="360"/>
+      </w:pPr>
+      <w:rPr>
+        <w:rFonts w:ascii="Wingdings" w:hAnsi="Wingdings" w:hint="default"/>
+        <w:sz w:val="20"/>
+      </w:rPr>
+    </w:lvl>
+    <w:lvl w:ilvl="7" w:tentative="1">
+      <w:start w:val="1"/>
+      <w:numFmt w:val="bullet"/>
+      <w:lvlText w:val=""/>
+      <w:lvlJc w:val="left"/>
+      <w:pPr>
+        <w:tabs>
+          <w:tab w:val="num" w:pos="5400"/>
+        </w:tabs>
+        <w:ind w:left="5400" w:hanging="360"/>
+      </w:pPr>
+      <w:rPr>
+        <w:rFonts w:ascii="Wingdings" w:hAnsi="Wingdings" w:hint="default"/>
+        <w:sz w:val="20"/>
+      </w:rPr>
+    </w:lvl>
+    <w:lvl w:ilvl="8" w:tentative="1">
+      <w:start w:val="1"/>
+      <w:numFmt w:val="bullet"/>
+      <w:lvlText w:val=""/>
+      <w:lvlJc w:val="left"/>
+      <w:pPr>
+        <w:tabs>
+          <w:tab w:val="num" w:pos="6120"/>
+        </w:tabs>
+        <w:ind w:left="6120" w:hanging="360"/>
+      </w:pPr>
+      <w:rPr>
+        <w:rFonts w:ascii="Wingdings" w:hAnsi="Wingdings" w:hint="default"/>
+        <w:sz w:val="20"/>
+      </w:rPr>
+    </w:lvl>
+  </w:abstractNum>
+  <w:abstractNum w:abstractNumId="7">
     <w:nsid w:val="137B005A"/>
     <w:multiLevelType w:val="hybridMultilevel"/>
     <w:tmpl w:val="6B9CDDCE"/>
@@ -2903,7 +3308,120 @@
       </w:rPr>
     </w:lvl>
   </w:abstractNum>
-  <w:abstractNum w:abstractNumId="7">
+  <w:abstractNum w:abstractNumId="8">
+    <w:nsid w:val="18A77668"/>
+    <w:multiLevelType w:val="hybridMultilevel"/>
+    <w:tmpl w:val="77B4ADD2"/>
+    <w:lvl w:ilvl="0" w:tplc="04090009">
+      <w:start w:val="1"/>
+      <w:numFmt w:val="bullet"/>
+      <w:lvlText w:val=""/>
+      <w:lvlJc w:val="left"/>
+      <w:pPr>
+        <w:ind w:left="360" w:hanging="360"/>
+      </w:pPr>
+      <w:rPr>
+        <w:rFonts w:ascii="Wingdings" w:hAnsi="Wingdings" w:hint="default"/>
+      </w:rPr>
+    </w:lvl>
+    <w:lvl w:ilvl="1" w:tplc="04090003" w:tentative="1">
+      <w:start w:val="1"/>
+      <w:numFmt w:val="bullet"/>
+      <w:lvlText w:val="o"/>
+      <w:lvlJc w:val="left"/>
+      <w:pPr>
+        <w:ind w:left="1080" w:hanging="360"/>
+      </w:pPr>
+      <w:rPr>
+        <w:rFonts w:ascii="Courier New" w:hAnsi="Courier New" w:cs="Courier New" w:hint="default"/>
+      </w:rPr>
+    </w:lvl>
+    <w:lvl w:ilvl="2" w:tplc="04090005" w:tentative="1">
+      <w:start w:val="1"/>
+      <w:numFmt w:val="bullet"/>
+      <w:lvlText w:val=""/>
+      <w:lvlJc w:val="left"/>
+      <w:pPr>
+        <w:ind w:left="1800" w:hanging="360"/>
+      </w:pPr>
+      <w:rPr>
+        <w:rFonts w:ascii="Wingdings" w:hAnsi="Wingdings" w:hint="default"/>
+      </w:rPr>
+    </w:lvl>
+    <w:lvl w:ilvl="3" w:tplc="04090001" w:tentative="1">
+      <w:start w:val="1"/>
+      <w:numFmt w:val="bullet"/>
+      <w:lvlText w:val=""/>
+      <w:lvlJc w:val="left"/>
+      <w:pPr>
+        <w:ind w:left="2520" w:hanging="360"/>
+      </w:pPr>
+      <w:rPr>
+        <w:rFonts w:ascii="Symbol" w:hAnsi="Symbol" w:hint="default"/>
+      </w:rPr>
+    </w:lvl>
+    <w:lvl w:ilvl="4" w:tplc="04090003" w:tentative="1">
+      <w:start w:val="1"/>
+      <w:numFmt w:val="bullet"/>
+      <w:lvlText w:val="o"/>
+      <w:lvlJc w:val="left"/>
+      <w:pPr>
+        <w:ind w:left="3240" w:hanging="360"/>
+      </w:pPr>
+      <w:rPr>
+        <w:rFonts w:ascii="Courier New" w:hAnsi="Courier New" w:cs="Courier New" w:hint="default"/>
+      </w:rPr>
+    </w:lvl>
+    <w:lvl w:ilvl="5" w:tplc="04090005" w:tentative="1">
+      <w:start w:val="1"/>
+      <w:numFmt w:val="bullet"/>
+      <w:lvlText w:val=""/>
+      <w:lvlJc w:val="left"/>
+      <w:pPr>
+        <w:ind w:left="3960" w:hanging="360"/>
+      </w:pPr>
+      <w:rPr>
+        <w:rFonts w:ascii="Wingdings" w:hAnsi="Wingdings" w:hint="default"/>
+      </w:rPr>
+    </w:lvl>
+    <w:lvl w:ilvl="6" w:tplc="04090001" w:tentative="1">
+      <w:start w:val="1"/>
+      <w:numFmt w:val="bullet"/>
+      <w:lvlText w:val=""/>
+      <w:lvlJc w:val="left"/>
+      <w:pPr>
+        <w:ind w:left="4680" w:hanging="360"/>
+      </w:pPr>
+      <w:rPr>
+        <w:rFonts w:ascii="Symbol" w:hAnsi="Symbol" w:hint="default"/>
+      </w:rPr>
+    </w:lvl>
+    <w:lvl w:ilvl="7" w:tplc="04090003" w:tentative="1">
+      <w:start w:val="1"/>
+      <w:numFmt w:val="bullet"/>
+      <w:lvlText w:val="o"/>
+      <w:lvlJc w:val="left"/>
+      <w:pPr>
+        <w:ind w:left="5400" w:hanging="360"/>
+      </w:pPr>
+      <w:rPr>
+        <w:rFonts w:ascii="Courier New" w:hAnsi="Courier New" w:cs="Courier New" w:hint="default"/>
+      </w:rPr>
+    </w:lvl>
+    <w:lvl w:ilvl="8" w:tplc="04090005" w:tentative="1">
+      <w:start w:val="1"/>
+      <w:numFmt w:val="bullet"/>
+      <w:lvlText w:val=""/>
+      <w:lvlJc w:val="left"/>
+      <w:pPr>
+        <w:ind w:left="6120" w:hanging="360"/>
+      </w:pPr>
+      <w:rPr>
+        <w:rFonts w:ascii="Wingdings" w:hAnsi="Wingdings" w:hint="default"/>
+      </w:rPr>
+    </w:lvl>
+  </w:abstractNum>
+  <w:abstractNum w:abstractNumId="9">
     <w:nsid w:val="1EF60C02"/>
     <w:multiLevelType w:val="hybridMultilevel"/>
     <w:tmpl w:val="B3CE9A98"/>
@@ -3016,7 +3534,7 @@
       </w:rPr>
     </w:lvl>
   </w:abstractNum>
-  <w:abstractNum w:abstractNumId="8">
+  <w:abstractNum w:abstractNumId="10">
     <w:nsid w:val="220C6A62"/>
     <w:multiLevelType w:val="hybridMultilevel"/>
     <w:tmpl w:val="1DEC4FD4"/>
@@ -3026,7 +3544,7 @@
       <w:lvlText w:val=""/>
       <w:lvlJc w:val="left"/>
       <w:pPr>
-        <w:ind w:left="720" w:hanging="360"/>
+        <w:ind w:left="360" w:hanging="360"/>
       </w:pPr>
       <w:rPr>
         <w:rFonts w:ascii="Symbol" w:hAnsi="Symbol" w:hint="default"/>
@@ -3038,7 +3556,7 @@
       <w:lvlText w:val="o"/>
       <w:lvlJc w:val="left"/>
       <w:pPr>
-        <w:ind w:left="1440" w:hanging="360"/>
+        <w:ind w:left="1080" w:hanging="360"/>
       </w:pPr>
       <w:rPr>
         <w:rFonts w:ascii="Courier New" w:hAnsi="Courier New" w:cs="Courier New" w:hint="default"/>
@@ -3050,7 +3568,7 @@
       <w:lvlText w:val=""/>
       <w:lvlJc w:val="left"/>
       <w:pPr>
-        <w:ind w:left="2160" w:hanging="360"/>
+        <w:ind w:left="1800" w:hanging="360"/>
       </w:pPr>
       <w:rPr>
         <w:rFonts w:ascii="Wingdings" w:hAnsi="Wingdings" w:hint="default"/>
@@ -3062,7 +3580,7 @@
       <w:lvlText w:val=""/>
       <w:lvlJc w:val="left"/>
       <w:pPr>
-        <w:ind w:left="2880" w:hanging="360"/>
+        <w:ind w:left="2520" w:hanging="360"/>
       </w:pPr>
       <w:rPr>
         <w:rFonts w:ascii="Symbol" w:hAnsi="Symbol" w:hint="default"/>
@@ -3074,7 +3592,7 @@
       <w:lvlText w:val="o"/>
       <w:lvlJc w:val="left"/>
       <w:pPr>
-        <w:ind w:left="3600" w:hanging="360"/>
+        <w:ind w:left="3240" w:hanging="360"/>
       </w:pPr>
       <w:rPr>
         <w:rFonts w:ascii="Courier New" w:hAnsi="Courier New" w:cs="Courier New" w:hint="default"/>
@@ -3086,7 +3604,7 @@
       <w:lvlText w:val=""/>
       <w:lvlJc w:val="left"/>
       <w:pPr>
-        <w:ind w:left="4320" w:hanging="360"/>
+        <w:ind w:left="3960" w:hanging="360"/>
       </w:pPr>
       <w:rPr>
         <w:rFonts w:ascii="Wingdings" w:hAnsi="Wingdings" w:hint="default"/>
@@ -3098,7 +3616,7 @@
       <w:lvlText w:val=""/>
       <w:lvlJc w:val="left"/>
       <w:pPr>
-        <w:ind w:left="5040" w:hanging="360"/>
+        <w:ind w:left="4680" w:hanging="360"/>
       </w:pPr>
       <w:rPr>
         <w:rFonts w:ascii="Symbol" w:hAnsi="Symbol" w:hint="default"/>
@@ -3110,7 +3628,7 @@
       <w:lvlText w:val="o"/>
       <w:lvlJc w:val="left"/>
       <w:pPr>
-        <w:ind w:left="5760" w:hanging="360"/>
+        <w:ind w:left="5400" w:hanging="360"/>
       </w:pPr>
       <w:rPr>
         <w:rFonts w:ascii="Courier New" w:hAnsi="Courier New" w:cs="Courier New" w:hint="default"/>
@@ -3122,14 +3640,14 @@
       <w:lvlText w:val=""/>
       <w:lvlJc w:val="left"/>
       <w:pPr>
-        <w:ind w:left="6480" w:hanging="360"/>
+        <w:ind w:left="6120" w:hanging="360"/>
       </w:pPr>
       <w:rPr>
         <w:rFonts w:ascii="Wingdings" w:hAnsi="Wingdings" w:hint="default"/>
       </w:rPr>
     </w:lvl>
   </w:abstractNum>
-  <w:abstractNum w:abstractNumId="9">
+  <w:abstractNum w:abstractNumId="11">
     <w:nsid w:val="264A315D"/>
     <w:multiLevelType w:val="multilevel"/>
     <w:tmpl w:val="264A315D"/>
@@ -3278,7 +3796,7 @@
       </w:rPr>
     </w:lvl>
   </w:abstractNum>
-  <w:abstractNum w:abstractNumId="10">
+  <w:abstractNum w:abstractNumId="12">
     <w:nsid w:val="31A1277E"/>
     <w:multiLevelType w:val="hybridMultilevel"/>
     <w:tmpl w:val="90769452"/>
@@ -3391,7 +3909,7 @@
       </w:rPr>
     </w:lvl>
   </w:abstractNum>
-  <w:abstractNum w:abstractNumId="11">
+  <w:abstractNum w:abstractNumId="13">
     <w:nsid w:val="384D1A28"/>
     <w:multiLevelType w:val="multilevel"/>
     <w:tmpl w:val="3828AB22"/>
@@ -3540,7 +4058,120 @@
       </w:rPr>
     </w:lvl>
   </w:abstractNum>
-  <w:abstractNum w:abstractNumId="12">
+  <w:abstractNum w:abstractNumId="14">
+    <w:nsid w:val="3BBD78B5"/>
+    <w:multiLevelType w:val="hybridMultilevel"/>
+    <w:tmpl w:val="FFEC8CF6"/>
+    <w:lvl w:ilvl="0" w:tplc="04090009">
+      <w:start w:val="1"/>
+      <w:numFmt w:val="bullet"/>
+      <w:lvlText w:val=""/>
+      <w:lvlJc w:val="left"/>
+      <w:pPr>
+        <w:ind w:left="360" w:hanging="360"/>
+      </w:pPr>
+      <w:rPr>
+        <w:rFonts w:ascii="Wingdings" w:hAnsi="Wingdings" w:hint="default"/>
+      </w:rPr>
+    </w:lvl>
+    <w:lvl w:ilvl="1" w:tplc="04090003" w:tentative="1">
+      <w:start w:val="1"/>
+      <w:numFmt w:val="bullet"/>
+      <w:lvlText w:val="o"/>
+      <w:lvlJc w:val="left"/>
+      <w:pPr>
+        <w:ind w:left="1080" w:hanging="360"/>
+      </w:pPr>
+      <w:rPr>
+        <w:rFonts w:ascii="Courier New" w:hAnsi="Courier New" w:cs="Courier New" w:hint="default"/>
+      </w:rPr>
+    </w:lvl>
+    <w:lvl w:ilvl="2" w:tplc="04090005" w:tentative="1">
+      <w:start w:val="1"/>
+      <w:numFmt w:val="bullet"/>
+      <w:lvlText w:val=""/>
+      <w:lvlJc w:val="left"/>
+      <w:pPr>
+        <w:ind w:left="1800" w:hanging="360"/>
+      </w:pPr>
+      <w:rPr>
+        <w:rFonts w:ascii="Wingdings" w:hAnsi="Wingdings" w:hint="default"/>
+      </w:rPr>
+    </w:lvl>
+    <w:lvl w:ilvl="3" w:tplc="04090001" w:tentative="1">
+      <w:start w:val="1"/>
+      <w:numFmt w:val="bullet"/>
+      <w:lvlText w:val=""/>
+      <w:lvlJc w:val="left"/>
+      <w:pPr>
+        <w:ind w:left="2520" w:hanging="360"/>
+      </w:pPr>
+      <w:rPr>
+        <w:rFonts w:ascii="Symbol" w:hAnsi="Symbol" w:hint="default"/>
+      </w:rPr>
+    </w:lvl>
+    <w:lvl w:ilvl="4" w:tplc="04090003" w:tentative="1">
+      <w:start w:val="1"/>
+      <w:numFmt w:val="bullet"/>
+      <w:lvlText w:val="o"/>
+      <w:lvlJc w:val="left"/>
+      <w:pPr>
+        <w:ind w:left="3240" w:hanging="360"/>
+      </w:pPr>
+      <w:rPr>
+        <w:rFonts w:ascii="Courier New" w:hAnsi="Courier New" w:cs="Courier New" w:hint="default"/>
+      </w:rPr>
+    </w:lvl>
+    <w:lvl w:ilvl="5" w:tplc="04090005" w:tentative="1">
+      <w:start w:val="1"/>
+      <w:numFmt w:val="bullet"/>
+      <w:lvlText w:val=""/>
+      <w:lvlJc w:val="left"/>
+      <w:pPr>
+        <w:ind w:left="3960" w:hanging="360"/>
+      </w:pPr>
+      <w:rPr>
+        <w:rFonts w:ascii="Wingdings" w:hAnsi="Wingdings" w:hint="default"/>
+      </w:rPr>
+    </w:lvl>
+    <w:lvl w:ilvl="6" w:tplc="04090001" w:tentative="1">
+      <w:start w:val="1"/>
+      <w:numFmt w:val="bullet"/>
+      <w:lvlText w:val=""/>
+      <w:lvlJc w:val="left"/>
+      <w:pPr>
+        <w:ind w:left="4680" w:hanging="360"/>
+      </w:pPr>
+      <w:rPr>
+        <w:rFonts w:ascii="Symbol" w:hAnsi="Symbol" w:hint="default"/>
+      </w:rPr>
+    </w:lvl>
+    <w:lvl w:ilvl="7" w:tplc="04090003" w:tentative="1">
+      <w:start w:val="1"/>
+      <w:numFmt w:val="bullet"/>
+      <w:lvlText w:val="o"/>
+      <w:lvlJc w:val="left"/>
+      <w:pPr>
+        <w:ind w:left="5400" w:hanging="360"/>
+      </w:pPr>
+      <w:rPr>
+        <w:rFonts w:ascii="Courier New" w:hAnsi="Courier New" w:cs="Courier New" w:hint="default"/>
+      </w:rPr>
+    </w:lvl>
+    <w:lvl w:ilvl="8" w:tplc="04090005" w:tentative="1">
+      <w:start w:val="1"/>
+      <w:numFmt w:val="bullet"/>
+      <w:lvlText w:val=""/>
+      <w:lvlJc w:val="left"/>
+      <w:pPr>
+        <w:ind w:left="6120" w:hanging="360"/>
+      </w:pPr>
+      <w:rPr>
+        <w:rFonts w:ascii="Wingdings" w:hAnsi="Wingdings" w:hint="default"/>
+      </w:rPr>
+    </w:lvl>
+  </w:abstractNum>
+  <w:abstractNum w:abstractNumId="15">
     <w:nsid w:val="3D272EFF"/>
     <w:multiLevelType w:val="hybridMultilevel"/>
     <w:tmpl w:val="2ECEFE6E"/>
@@ -3653,7 +4284,7 @@
       </w:rPr>
     </w:lvl>
   </w:abstractNum>
-  <w:abstractNum w:abstractNumId="13">
+  <w:abstractNum w:abstractNumId="16">
     <w:nsid w:val="42696721"/>
     <w:multiLevelType w:val="multilevel"/>
     <w:tmpl w:val="36A6E912"/>
@@ -3664,9 +4295,9 @@
       <w:lvlJc w:val="left"/>
       <w:pPr>
         <w:tabs>
-          <w:tab w:val="num" w:pos="720"/>
-        </w:tabs>
-        <w:ind w:left="720" w:hanging="360"/>
+          <w:tab w:val="num" w:pos="360"/>
+        </w:tabs>
+        <w:ind w:left="360" w:hanging="360"/>
       </w:pPr>
       <w:rPr>
         <w:rFonts w:ascii="Symbol" w:hAnsi="Symbol" w:hint="default"/>
@@ -3680,9 +4311,9 @@
       <w:lvlJc w:val="left"/>
       <w:pPr>
         <w:tabs>
-          <w:tab w:val="num" w:pos="1440"/>
-        </w:tabs>
-        <w:ind w:left="1440" w:hanging="360"/>
+          <w:tab w:val="num" w:pos="1080"/>
+        </w:tabs>
+        <w:ind w:left="1080" w:hanging="360"/>
       </w:pPr>
       <w:rPr>
         <w:rFonts w:ascii="Courier New" w:hAnsi="Courier New" w:hint="default"/>
@@ -3696,9 +4327,9 @@
       <w:lvlJc w:val="left"/>
       <w:pPr>
         <w:tabs>
-          <w:tab w:val="num" w:pos="2160"/>
-        </w:tabs>
-        <w:ind w:left="2160" w:hanging="360"/>
+          <w:tab w:val="num" w:pos="1800"/>
+        </w:tabs>
+        <w:ind w:left="1800" w:hanging="360"/>
       </w:pPr>
       <w:rPr>
         <w:rFonts w:ascii="Wingdings" w:hAnsi="Wingdings" w:hint="default"/>
@@ -3712,9 +4343,9 @@
       <w:lvlJc w:val="left"/>
       <w:pPr>
         <w:tabs>
-          <w:tab w:val="num" w:pos="2880"/>
-        </w:tabs>
-        <w:ind w:left="2880" w:hanging="360"/>
+          <w:tab w:val="num" w:pos="2520"/>
+        </w:tabs>
+        <w:ind w:left="2520" w:hanging="360"/>
       </w:pPr>
       <w:rPr>
         <w:rFonts w:ascii="Wingdings" w:hAnsi="Wingdings" w:hint="default"/>
@@ -3728,9 +4359,9 @@
       <w:lvlJc w:val="left"/>
       <w:pPr>
         <w:tabs>
-          <w:tab w:val="num" w:pos="3600"/>
-        </w:tabs>
-        <w:ind w:left="3600" w:hanging="360"/>
+          <w:tab w:val="num" w:pos="3240"/>
+        </w:tabs>
+        <w:ind w:left="3240" w:hanging="360"/>
       </w:pPr>
       <w:rPr>
         <w:rFonts w:ascii="Wingdings" w:hAnsi="Wingdings" w:hint="default"/>
@@ -3744,9 +4375,9 @@
       <w:lvlJc w:val="left"/>
       <w:pPr>
         <w:tabs>
-          <w:tab w:val="num" w:pos="4320"/>
-        </w:tabs>
-        <w:ind w:left="4320" w:hanging="360"/>
+          <w:tab w:val="num" w:pos="3960"/>
+        </w:tabs>
+        <w:ind w:left="3960" w:hanging="360"/>
       </w:pPr>
       <w:rPr>
         <w:rFonts w:ascii="Wingdings" w:hAnsi="Wingdings" w:hint="default"/>
@@ -3760,9 +4391,9 @@
       <w:lvlJc w:val="left"/>
       <w:pPr>
         <w:tabs>
-          <w:tab w:val="num" w:pos="5040"/>
-        </w:tabs>
-        <w:ind w:left="5040" w:hanging="360"/>
+          <w:tab w:val="num" w:pos="4680"/>
+        </w:tabs>
+        <w:ind w:left="4680" w:hanging="360"/>
       </w:pPr>
       <w:rPr>
         <w:rFonts w:ascii="Wingdings" w:hAnsi="Wingdings" w:hint="default"/>
@@ -3776,9 +4407,9 @@
       <w:lvlJc w:val="left"/>
       <w:pPr>
         <w:tabs>
-          <w:tab w:val="num" w:pos="5760"/>
-        </w:tabs>
-        <w:ind w:left="5760" w:hanging="360"/>
+          <w:tab w:val="num" w:pos="5400"/>
+        </w:tabs>
+        <w:ind w:left="5400" w:hanging="360"/>
       </w:pPr>
       <w:rPr>
         <w:rFonts w:ascii="Wingdings" w:hAnsi="Wingdings" w:hint="default"/>
@@ -3792,9 +4423,9 @@
       <w:lvlJc w:val="left"/>
       <w:pPr>
         <w:tabs>
-          <w:tab w:val="num" w:pos="6480"/>
-        </w:tabs>
-        <w:ind w:left="6480" w:hanging="360"/>
+          <w:tab w:val="num" w:pos="6120"/>
+        </w:tabs>
+        <w:ind w:left="6120" w:hanging="360"/>
       </w:pPr>
       <w:rPr>
         <w:rFonts w:ascii="Wingdings" w:hAnsi="Wingdings" w:hint="default"/>
@@ -3802,7 +4433,7 @@
       </w:rPr>
     </w:lvl>
   </w:abstractNum>
-  <w:abstractNum w:abstractNumId="14">
+  <w:abstractNum w:abstractNumId="17">
     <w:nsid w:val="48FC4289"/>
     <w:multiLevelType w:val="multilevel"/>
     <w:tmpl w:val="48FC4289"/>
@@ -3951,7 +4582,7 @@
       </w:rPr>
     </w:lvl>
   </w:abstractNum>
-  <w:abstractNum w:abstractNumId="15">
+  <w:abstractNum w:abstractNumId="18">
     <w:nsid w:val="4A56160D"/>
     <w:multiLevelType w:val="hybridMultilevel"/>
     <w:tmpl w:val="62C46108"/>
@@ -4064,7 +4695,7 @@
       </w:rPr>
     </w:lvl>
   </w:abstractNum>
-  <w:abstractNum w:abstractNumId="16">
+  <w:abstractNum w:abstractNumId="19">
     <w:nsid w:val="4B2C24B2"/>
     <w:multiLevelType w:val="hybridMultilevel"/>
     <w:tmpl w:val="4C6C5E56"/>
@@ -4176,7 +4807,7 @@
       </w:rPr>
     </w:lvl>
   </w:abstractNum>
-  <w:abstractNum w:abstractNumId="17">
+  <w:abstractNum w:abstractNumId="20">
     <w:nsid w:val="51382AD3"/>
     <w:multiLevelType w:val="multilevel"/>
     <w:tmpl w:val="51382AD3"/>
@@ -4325,7 +4956,7 @@
       </w:rPr>
     </w:lvl>
   </w:abstractNum>
-  <w:abstractNum w:abstractNumId="18">
+  <w:abstractNum w:abstractNumId="21">
     <w:nsid w:val="561A67CF"/>
     <w:multiLevelType w:val="multilevel"/>
     <w:tmpl w:val="571C5284"/>
@@ -4474,7 +5105,269 @@
       </w:rPr>
     </w:lvl>
   </w:abstractNum>
-  <w:abstractNum w:abstractNumId="19">
+  <w:abstractNum w:abstractNumId="22">
+    <w:nsid w:val="59235923"/>
+    <w:multiLevelType w:val="multilevel"/>
+    <w:tmpl w:val="A9885EDA"/>
+    <w:lvl w:ilvl="0">
+      <w:start w:val="1"/>
+      <w:numFmt w:val="bullet"/>
+      <w:lvlText w:val=""/>
+      <w:lvlJc w:val="left"/>
+      <w:pPr>
+        <w:tabs>
+          <w:tab w:val="num" w:pos="360"/>
+        </w:tabs>
+        <w:ind w:left="360" w:hanging="360"/>
+      </w:pPr>
+      <w:rPr>
+        <w:rFonts w:ascii="Wingdings" w:hAnsi="Wingdings" w:hint="default"/>
+        <w:sz w:val="20"/>
+      </w:rPr>
+    </w:lvl>
+    <w:lvl w:ilvl="1" w:tentative="1">
+      <w:start w:val="1"/>
+      <w:numFmt w:val="bullet"/>
+      <w:lvlText w:val="o"/>
+      <w:lvlJc w:val="left"/>
+      <w:pPr>
+        <w:tabs>
+          <w:tab w:val="num" w:pos="1080"/>
+        </w:tabs>
+        <w:ind w:left="1080" w:hanging="360"/>
+      </w:pPr>
+      <w:rPr>
+        <w:rFonts w:ascii="Courier New" w:hAnsi="Courier New" w:hint="default"/>
+        <w:sz w:val="20"/>
+      </w:rPr>
+    </w:lvl>
+    <w:lvl w:ilvl="2" w:tentative="1">
+      <w:start w:val="1"/>
+      <w:numFmt w:val="bullet"/>
+      <w:lvlText w:val=""/>
+      <w:lvlJc w:val="left"/>
+      <w:pPr>
+        <w:tabs>
+          <w:tab w:val="num" w:pos="1800"/>
+        </w:tabs>
+        <w:ind w:left="1800" w:hanging="360"/>
+      </w:pPr>
+      <w:rPr>
+        <w:rFonts w:ascii="Wingdings" w:hAnsi="Wingdings" w:hint="default"/>
+        <w:sz w:val="20"/>
+      </w:rPr>
+    </w:lvl>
+    <w:lvl w:ilvl="3" w:tentative="1">
+      <w:start w:val="1"/>
+      <w:numFmt w:val="bullet"/>
+      <w:lvlText w:val=""/>
+      <w:lvlJc w:val="left"/>
+      <w:pPr>
+        <w:tabs>
+          <w:tab w:val="num" w:pos="2520"/>
+        </w:tabs>
+        <w:ind w:left="2520" w:hanging="360"/>
+      </w:pPr>
+      <w:rPr>
+        <w:rFonts w:ascii="Wingdings" w:hAnsi="Wingdings" w:hint="default"/>
+        <w:sz w:val="20"/>
+      </w:rPr>
+    </w:lvl>
+    <w:lvl w:ilvl="4" w:tentative="1">
+      <w:start w:val="1"/>
+      <w:numFmt w:val="bullet"/>
+      <w:lvlText w:val=""/>
+      <w:lvlJc w:val="left"/>
+      <w:pPr>
+        <w:tabs>
+          <w:tab w:val="num" w:pos="3240"/>
+        </w:tabs>
+        <w:ind w:left="3240" w:hanging="360"/>
+      </w:pPr>
+      <w:rPr>
+        <w:rFonts w:ascii="Wingdings" w:hAnsi="Wingdings" w:hint="default"/>
+        <w:sz w:val="20"/>
+      </w:rPr>
+    </w:lvl>
+    <w:lvl w:ilvl="5" w:tentative="1">
+      <w:start w:val="1"/>
+      <w:numFmt w:val="bullet"/>
+      <w:lvlText w:val=""/>
+      <w:lvlJc w:val="left"/>
+      <w:pPr>
+        <w:tabs>
+          <w:tab w:val="num" w:pos="3960"/>
+        </w:tabs>
+        <w:ind w:left="3960" w:hanging="360"/>
+      </w:pPr>
+      <w:rPr>
+        <w:rFonts w:ascii="Wingdings" w:hAnsi="Wingdings" w:hint="default"/>
+        <w:sz w:val="20"/>
+      </w:rPr>
+    </w:lvl>
+    <w:lvl w:ilvl="6" w:tentative="1">
+      <w:start w:val="1"/>
+      <w:numFmt w:val="bullet"/>
+      <w:lvlText w:val=""/>
+      <w:lvlJc w:val="left"/>
+      <w:pPr>
+        <w:tabs>
+          <w:tab w:val="num" w:pos="4680"/>
+        </w:tabs>
+        <w:ind w:left="4680" w:hanging="360"/>
+      </w:pPr>
+      <w:rPr>
+        <w:rFonts w:ascii="Wingdings" w:hAnsi="Wingdings" w:hint="default"/>
+        <w:sz w:val="20"/>
+      </w:rPr>
+    </w:lvl>
+    <w:lvl w:ilvl="7" w:tentative="1">
+      <w:start w:val="1"/>
+      <w:numFmt w:val="bullet"/>
+      <w:lvlText w:val=""/>
+      <w:lvlJc w:val="left"/>
+      <w:pPr>
+        <w:tabs>
+          <w:tab w:val="num" w:pos="5400"/>
+        </w:tabs>
+        <w:ind w:left="5400" w:hanging="360"/>
+      </w:pPr>
+      <w:rPr>
+        <w:rFonts w:ascii="Wingdings" w:hAnsi="Wingdings" w:hint="default"/>
+        <w:sz w:val="20"/>
+      </w:rPr>
+    </w:lvl>
+    <w:lvl w:ilvl="8" w:tentative="1">
+      <w:start w:val="1"/>
+      <w:numFmt w:val="bullet"/>
+      <w:lvlText w:val=""/>
+      <w:lvlJc w:val="left"/>
+      <w:pPr>
+        <w:tabs>
+          <w:tab w:val="num" w:pos="6120"/>
+        </w:tabs>
+        <w:ind w:left="6120" w:hanging="360"/>
+      </w:pPr>
+      <w:rPr>
+        <w:rFonts w:ascii="Wingdings" w:hAnsi="Wingdings" w:hint="default"/>
+        <w:sz w:val="20"/>
+      </w:rPr>
+    </w:lvl>
+  </w:abstractNum>
+  <w:abstractNum w:abstractNumId="23">
+    <w:nsid w:val="67DE05C8"/>
+    <w:multiLevelType w:val="hybridMultilevel"/>
+    <w:tmpl w:val="038A1816"/>
+    <w:lvl w:ilvl="0" w:tplc="04090009">
+      <w:start w:val="1"/>
+      <w:numFmt w:val="bullet"/>
+      <w:lvlText w:val=""/>
+      <w:lvlJc w:val="left"/>
+      <w:pPr>
+        <w:ind w:left="360" w:hanging="360"/>
+      </w:pPr>
+      <w:rPr>
+        <w:rFonts w:ascii="Wingdings" w:hAnsi="Wingdings" w:hint="default"/>
+      </w:rPr>
+    </w:lvl>
+    <w:lvl w:ilvl="1" w:tplc="04090003" w:tentative="1">
+      <w:start w:val="1"/>
+      <w:numFmt w:val="bullet"/>
+      <w:lvlText w:val="o"/>
+      <w:lvlJc w:val="left"/>
+      <w:pPr>
+        <w:ind w:left="1080" w:hanging="360"/>
+      </w:pPr>
+      <w:rPr>
+        <w:rFonts w:ascii="Courier New" w:hAnsi="Courier New" w:cs="Courier New" w:hint="default"/>
+      </w:rPr>
+    </w:lvl>
+    <w:lvl w:ilvl="2" w:tplc="04090005" w:tentative="1">
+      <w:start w:val="1"/>
+      <w:numFmt w:val="bullet"/>
+      <w:lvlText w:val=""/>
+      <w:lvlJc w:val="left"/>
+      <w:pPr>
+        <w:ind w:left="1800" w:hanging="360"/>
+      </w:pPr>
+      <w:rPr>
+        <w:rFonts w:ascii="Wingdings" w:hAnsi="Wingdings" w:hint="default"/>
+      </w:rPr>
+    </w:lvl>
+    <w:lvl w:ilvl="3" w:tplc="04090001" w:tentative="1">
+      <w:start w:val="1"/>
+      <w:numFmt w:val="bullet"/>
+      <w:lvlText w:val=""/>
+      <w:lvlJc w:val="left"/>
+      <w:pPr>
+        <w:ind w:left="2520" w:hanging="360"/>
+      </w:pPr>
+      <w:rPr>
+        <w:rFonts w:ascii="Symbol" w:hAnsi="Symbol" w:hint="default"/>
+      </w:rPr>
+    </w:lvl>
+    <w:lvl w:ilvl="4" w:tplc="04090003" w:tentative="1">
+      <w:start w:val="1"/>
+      <w:numFmt w:val="bullet"/>
+      <w:lvlText w:val="o"/>
+      <w:lvlJc w:val="left"/>
+      <w:pPr>
+        <w:ind w:left="3240" w:hanging="360"/>
+      </w:pPr>
+      <w:rPr>
+        <w:rFonts w:ascii="Courier New" w:hAnsi="Courier New" w:cs="Courier New" w:hint="default"/>
+      </w:rPr>
+    </w:lvl>
+    <w:lvl w:ilvl="5" w:tplc="04090005" w:tentative="1">
+      <w:start w:val="1"/>
+      <w:numFmt w:val="bullet"/>
+      <w:lvlText w:val=""/>
+      <w:lvlJc w:val="left"/>
+      <w:pPr>
+        <w:ind w:left="3960" w:hanging="360"/>
+      </w:pPr>
+      <w:rPr>
+        <w:rFonts w:ascii="Wingdings" w:hAnsi="Wingdings" w:hint="default"/>
+      </w:rPr>
+    </w:lvl>
+    <w:lvl w:ilvl="6" w:tplc="04090001" w:tentative="1">
+      <w:start w:val="1"/>
+      <w:numFmt w:val="bullet"/>
+      <w:lvlText w:val=""/>
+      <w:lvlJc w:val="left"/>
+      <w:pPr>
+        <w:ind w:left="4680" w:hanging="360"/>
+      </w:pPr>
+      <w:rPr>
+        <w:rFonts w:ascii="Symbol" w:hAnsi="Symbol" w:hint="default"/>
+      </w:rPr>
+    </w:lvl>
+    <w:lvl w:ilvl="7" w:tplc="04090003" w:tentative="1">
+      <w:start w:val="1"/>
+      <w:numFmt w:val="bullet"/>
+      <w:lvlText w:val="o"/>
+      <w:lvlJc w:val="left"/>
+      <w:pPr>
+        <w:ind w:left="5400" w:hanging="360"/>
+      </w:pPr>
+      <w:rPr>
+        <w:rFonts w:ascii="Courier New" w:hAnsi="Courier New" w:cs="Courier New" w:hint="default"/>
+      </w:rPr>
+    </w:lvl>
+    <w:lvl w:ilvl="8" w:tplc="04090005" w:tentative="1">
+      <w:start w:val="1"/>
+      <w:numFmt w:val="bullet"/>
+      <w:lvlText w:val=""/>
+      <w:lvlJc w:val="left"/>
+      <w:pPr>
+        <w:ind w:left="6120" w:hanging="360"/>
+      </w:pPr>
+      <w:rPr>
+        <w:rFonts w:ascii="Wingdings" w:hAnsi="Wingdings" w:hint="default"/>
+      </w:rPr>
+    </w:lvl>
+  </w:abstractNum>
+  <w:abstractNum w:abstractNumId="24">
     <w:nsid w:val="6C3908AE"/>
     <w:multiLevelType w:val="multilevel"/>
     <w:tmpl w:val="6C3908AE"/>
@@ -4623,7 +5516,7 @@
       </w:rPr>
     </w:lvl>
   </w:abstractNum>
-  <w:abstractNum w:abstractNumId="20">
+  <w:abstractNum w:abstractNumId="25">
     <w:nsid w:val="6E1209FE"/>
     <w:multiLevelType w:val="multilevel"/>
     <w:tmpl w:val="14AA46AA"/>
@@ -4772,7 +5665,7 @@
       </w:rPr>
     </w:lvl>
   </w:abstractNum>
-  <w:abstractNum w:abstractNumId="21">
+  <w:abstractNum w:abstractNumId="26">
     <w:nsid w:val="6F8A44ED"/>
     <w:multiLevelType w:val="multilevel"/>
     <w:tmpl w:val="0C626CAE"/>
@@ -4921,7 +5814,7 @@
       </w:rPr>
     </w:lvl>
   </w:abstractNum>
-  <w:abstractNum w:abstractNumId="22">
+  <w:abstractNum w:abstractNumId="27">
     <w:nsid w:val="74070A79"/>
     <w:multiLevelType w:val="multilevel"/>
     <w:tmpl w:val="F5681B2A"/>
@@ -4932,9 +5825,9 @@
       <w:lvlJc w:val="left"/>
       <w:pPr>
         <w:tabs>
-          <w:tab w:val="num" w:pos="720"/>
-        </w:tabs>
-        <w:ind w:left="720" w:hanging="360"/>
+          <w:tab w:val="num" w:pos="360"/>
+        </w:tabs>
+        <w:ind w:left="360" w:hanging="360"/>
       </w:pPr>
       <w:rPr>
         <w:rFonts w:ascii="Symbol" w:hAnsi="Symbol" w:hint="default"/>
@@ -4948,9 +5841,9 @@
       <w:lvlJc w:val="left"/>
       <w:pPr>
         <w:tabs>
-          <w:tab w:val="num" w:pos="1440"/>
-        </w:tabs>
-        <w:ind w:left="1440" w:hanging="360"/>
+          <w:tab w:val="num" w:pos="1080"/>
+        </w:tabs>
+        <w:ind w:left="1080" w:hanging="360"/>
       </w:pPr>
       <w:rPr>
         <w:rFonts w:ascii="Courier New" w:hAnsi="Courier New" w:hint="default"/>
@@ -4964,9 +5857,9 @@
       <w:lvlJc w:val="left"/>
       <w:pPr>
         <w:tabs>
-          <w:tab w:val="num" w:pos="2160"/>
-        </w:tabs>
-        <w:ind w:left="2160" w:hanging="360"/>
+          <w:tab w:val="num" w:pos="1800"/>
+        </w:tabs>
+        <w:ind w:left="1800" w:hanging="360"/>
       </w:pPr>
       <w:rPr>
         <w:rFonts w:ascii="Wingdings" w:hAnsi="Wingdings" w:hint="default"/>
@@ -4980,9 +5873,9 @@
       <w:lvlJc w:val="left"/>
       <w:pPr>
         <w:tabs>
-          <w:tab w:val="num" w:pos="2880"/>
-        </w:tabs>
-        <w:ind w:left="2880" w:hanging="360"/>
+          <w:tab w:val="num" w:pos="2520"/>
+        </w:tabs>
+        <w:ind w:left="2520" w:hanging="360"/>
       </w:pPr>
       <w:rPr>
         <w:rFonts w:ascii="Wingdings" w:hAnsi="Wingdings" w:hint="default"/>
@@ -4996,9 +5889,9 @@
       <w:lvlJc w:val="left"/>
       <w:pPr>
         <w:tabs>
-          <w:tab w:val="num" w:pos="3600"/>
-        </w:tabs>
-        <w:ind w:left="3600" w:hanging="360"/>
+          <w:tab w:val="num" w:pos="3240"/>
+        </w:tabs>
+        <w:ind w:left="3240" w:hanging="360"/>
       </w:pPr>
       <w:rPr>
         <w:rFonts w:ascii="Wingdings" w:hAnsi="Wingdings" w:hint="default"/>
@@ -5012,9 +5905,9 @@
       <w:lvlJc w:val="left"/>
       <w:pPr>
         <w:tabs>
-          <w:tab w:val="num" w:pos="4320"/>
-        </w:tabs>
-        <w:ind w:left="4320" w:hanging="360"/>
+          <w:tab w:val="num" w:pos="3960"/>
+        </w:tabs>
+        <w:ind w:left="3960" w:hanging="360"/>
       </w:pPr>
       <w:rPr>
         <w:rFonts w:ascii="Wingdings" w:hAnsi="Wingdings" w:hint="default"/>
@@ -5028,9 +5921,9 @@
       <w:lvlJc w:val="left"/>
       <w:pPr>
         <w:tabs>
-          <w:tab w:val="num" w:pos="5040"/>
-        </w:tabs>
-        <w:ind w:left="5040" w:hanging="360"/>
+          <w:tab w:val="num" w:pos="4680"/>
+        </w:tabs>
+        <w:ind w:left="4680" w:hanging="360"/>
       </w:pPr>
       <w:rPr>
         <w:rFonts w:ascii="Wingdings" w:hAnsi="Wingdings" w:hint="default"/>
@@ -5044,9 +5937,9 @@
       <w:lvlJc w:val="left"/>
       <w:pPr>
         <w:tabs>
-          <w:tab w:val="num" w:pos="5760"/>
-        </w:tabs>
-        <w:ind w:left="5760" w:hanging="360"/>
+          <w:tab w:val="num" w:pos="5400"/>
+        </w:tabs>
+        <w:ind w:left="5400" w:hanging="360"/>
       </w:pPr>
       <w:rPr>
         <w:rFonts w:ascii="Wingdings" w:hAnsi="Wingdings" w:hint="default"/>
@@ -5060,9 +5953,9 @@
       <w:lvlJc w:val="left"/>
       <w:pPr>
         <w:tabs>
-          <w:tab w:val="num" w:pos="6480"/>
-        </w:tabs>
-        <w:ind w:left="6480" w:hanging="360"/>
+          <w:tab w:val="num" w:pos="6120"/>
+        </w:tabs>
+        <w:ind w:left="6120" w:hanging="360"/>
       </w:pPr>
       <w:rPr>
         <w:rFonts w:ascii="Wingdings" w:hAnsi="Wingdings" w:hint="default"/>
@@ -5074,7 +5967,7 @@
     <w:abstractNumId w:val="5"/>
   </w:num>
   <w:num w:numId="2">
-    <w:abstractNumId w:val="19"/>
+    <w:abstractNumId w:val="24"/>
   </w:num>
   <w:num w:numId="3">
     <w:abstractNumId w:val="0"/>
@@ -5083,22 +5976,22 @@
     <w:abstractNumId w:val="4"/>
   </w:num>
   <w:num w:numId="5">
-    <w:abstractNumId w:val="17"/>
+    <w:abstractNumId w:val="20"/>
   </w:num>
   <w:num w:numId="6">
-    <w:abstractNumId w:val="9"/>
+    <w:abstractNumId w:val="11"/>
   </w:num>
   <w:num w:numId="7">
-    <w:abstractNumId w:val="14"/>
+    <w:abstractNumId w:val="17"/>
   </w:num>
   <w:num w:numId="8">
     <w:abstractNumId w:val="2"/>
   </w:num>
   <w:num w:numId="9">
-    <w:abstractNumId w:val="8"/>
+    <w:abstractNumId w:val="10"/>
   </w:num>
   <w:num w:numId="10">
-    <w:abstractNumId w:val="16"/>
+    <w:abstractNumId w:val="19"/>
   </w:num>
   <w:num w:numId="11">
     <w:abstractNumId w:val="1"/>
@@ -5107,37 +6000,52 @@
     <w:abstractNumId w:val="3"/>
   </w:num>
   <w:num w:numId="13">
+    <w:abstractNumId w:val="9"/>
+  </w:num>
+  <w:num w:numId="14">
     <w:abstractNumId w:val="7"/>
   </w:num>
-  <w:num w:numId="14">
+  <w:num w:numId="15">
+    <w:abstractNumId w:val="12"/>
+  </w:num>
+  <w:num w:numId="16">
+    <w:abstractNumId w:val="15"/>
+  </w:num>
+  <w:num w:numId="17">
+    <w:abstractNumId w:val="18"/>
+  </w:num>
+  <w:num w:numId="18">
+    <w:abstractNumId w:val="26"/>
+  </w:num>
+  <w:num w:numId="19">
+    <w:abstractNumId w:val="13"/>
+  </w:num>
+  <w:num w:numId="20">
+    <w:abstractNumId w:val="25"/>
+  </w:num>
+  <w:num w:numId="21">
+    <w:abstractNumId w:val="16"/>
+  </w:num>
+  <w:num w:numId="22">
+    <w:abstractNumId w:val="27"/>
+  </w:num>
+  <w:num w:numId="23">
+    <w:abstractNumId w:val="21"/>
+  </w:num>
+  <w:num w:numId="24">
+    <w:abstractNumId w:val="22"/>
+  </w:num>
+  <w:num w:numId="25">
     <w:abstractNumId w:val="6"/>
   </w:num>
-  <w:num w:numId="15">
-    <w:abstractNumId w:val="10"/>
+  <w:num w:numId="26">
+    <w:abstractNumId w:val="14"/>
   </w:num>
-  <w:num w:numId="16">
-    <w:abstractNumId w:val="12"/>
+  <w:num w:numId="27">
+    <w:abstractNumId w:val="8"/>
   </w:num>
-  <w:num w:numId="17">
-    <w:abstractNumId w:val="15"/>
-  </w:num>
-  <w:num w:numId="18">
-    <w:abstractNumId w:val="21"/>
-  </w:num>
-  <w:num w:numId="19">
-    <w:abstractNumId w:val="11"/>
-  </w:num>
-  <w:num w:numId="20">
-    <w:abstractNumId w:val="20"/>
-  </w:num>
-  <w:num w:numId="21">
-    <w:abstractNumId w:val="13"/>
-  </w:num>
-  <w:num w:numId="22">
-    <w:abstractNumId w:val="22"/>
-  </w:num>
-  <w:num w:numId="23">
-    <w:abstractNumId w:val="18"/>
+  <w:num w:numId="28">
+    <w:abstractNumId w:val="23"/>
   </w:num>
 </w:numbering>
 </file>
@@ -6072,7 +6980,7 @@
 </file>
 
 <file path=customXml/itemProps1.xml><?xml version="1.0" encoding="utf-8"?>
-<ds:datastoreItem xmlns:ds="http://schemas.openxmlformats.org/officeDocument/2006/customXml" ds:itemID="{728C1B0B-46D2-4422-87B1-F899595D67B5}">
+<ds:datastoreItem xmlns:ds="http://schemas.openxmlformats.org/officeDocument/2006/customXml" ds:itemID="{3B36122E-5009-4B37-B3FE-B5B81C282B44}">
   <ds:schemaRefs>
     <ds:schemaRef ds:uri="http://schemas.openxmlformats.org/officeDocument/2006/bibliography"/>
   </ds:schemaRefs>

--- a/Taylor/.Net Angular Lead/Taylor Pentz.docx
+++ b/Taylor/.Net Angular Lead/Taylor Pentz.docx
@@ -179,7 +179,7 @@
         <w:rPr>
           <w:b/>
         </w:rPr>
-        <w:t>20</w:t>
+        <w:t>18</w:t>
       </w:r>
       <w:r>
         <w:rPr>
@@ -349,13 +349,10 @@
         <w:rPr>
           <w:rStyle w:val="Strong"/>
         </w:rPr>
-        <w:t>20</w:t>
-      </w:r>
-      <w:r>
-        <w:t>, AngularJS</w:t>
-      </w:r>
-      <w:r>
-        <w:t xml:space="preserve">, </w:t>
+        <w:t>18</w:t>
+      </w:r>
+      <w:r>
+        <w:t xml:space="preserve">, AngularJS, </w:t>
       </w:r>
       <w:proofErr w:type="spellStart"/>
       <w:r>
@@ -748,7 +745,19 @@
         <w:rPr>
           <w:rStyle w:val="Strong"/>
         </w:rPr>
-        <w:t xml:space="preserve">C#, ASP.NET Core, .NET 6–8, Angular 14–17, </w:t>
+        <w:t>C#, ASP.NET Core, .NET 6–8, Angular 14–</w:t>
+      </w:r>
+      <w:r>
+        <w:rPr>
+          <w:rStyle w:val="Strong"/>
+        </w:rPr>
+        <w:t>18</w:t>
+      </w:r>
+      <w:r>
+        <w:rPr>
+          <w:rStyle w:val="Strong"/>
+        </w:rPr>
+        <w:t xml:space="preserve">, </w:t>
       </w:r>
       <w:proofErr w:type="spellStart"/>
       <w:r>
@@ -834,8 +843,16 @@
         <w:rPr>
           <w:rStyle w:val="Strong"/>
         </w:rPr>
-        <w:t>Angular 14 to Angular 17</w:t>
-      </w:r>
+        <w:t xml:space="preserve">Angular 14 to Angular </w:t>
+      </w:r>
+      <w:r>
+        <w:rPr>
+          <w:rStyle w:val="Strong"/>
+        </w:rPr>
+        <w:t>18</w:t>
+      </w:r>
+      <w:bookmarkStart w:id="0" w:name="_GoBack"/>
+      <w:bookmarkEnd w:id="0"/>
       <w:r>
         <w:t xml:space="preserve">, resolving package conflicts, </w:t>
       </w:r>
@@ -1926,10 +1943,7 @@
         <w:t>Agile ceremonies, pull requests, code reviews, enterprise coding standards, source control discipline, and cross-functional communication</w:t>
       </w:r>
       <w:r>
-        <w:t xml:space="preserve"> in a large so</w:t>
-      </w:r>
-      <w:r>
-        <w:t>ftware engineering organization.</w:t>
+        <w:t xml:space="preserve"> in a large software engineering organization.</w:t>
       </w:r>
     </w:p>
     <w:p>
@@ -2074,7 +2088,6 @@
           <w:numId w:val="28"/>
         </w:numPr>
       </w:pPr>
-      <w:bookmarkStart w:id="0" w:name="_GoBack"/>
       <w:r>
         <w:rPr>
           <w:rStyle w:val="Strong"/>
@@ -2126,7 +2139,6 @@
         </w:rPr>
         <w:t>Professional Scrum Master I</w:t>
       </w:r>
-      <w:bookmarkEnd w:id="0"/>
     </w:p>
     <w:p>
       <w:pPr>
@@ -6980,7 +6992,7 @@
 </file>
 
 <file path=customXml/itemProps1.xml><?xml version="1.0" encoding="utf-8"?>
-<ds:datastoreItem xmlns:ds="http://schemas.openxmlformats.org/officeDocument/2006/customXml" ds:itemID="{3B36122E-5009-4B37-B3FE-B5B81C282B44}">
+<ds:datastoreItem xmlns:ds="http://schemas.openxmlformats.org/officeDocument/2006/customXml" ds:itemID="{DC027C33-13F3-4441-AAC8-B6F214D669FE}">
   <ds:schemaRefs>
     <ds:schemaRef ds:uri="http://schemas.openxmlformats.org/officeDocument/2006/bibliography"/>
   </ds:schemaRefs>
